--- a/content/Aulas/Navegação-1-Franco/Exercícios Provas I e II/Lista de Exercícios - NAV-01 - Primeira Prova.docx
+++ b/content/Aulas/Navegação-1-Franco/Exercícios Provas I e II/Lista de Exercícios - NAV-01 - Primeira Prova.docx
@@ -24,7 +24,67 @@
           <w:sz w:val="24"/>
           <w:szCs w:val="24"/>
         </w:rPr>
-        <w:t xml:space="preserve">A distância entre o ponto A e o ponto B é de 18,0 milhas. Sendo a velocidade da embarcação 8,0 nós, quando tempo levará a viagem de A para B? </w:t>
+        <w:t>A distância entre o ponto A e o ponto B é de 18,0 milhas. Sendo a velocidade da embarcação 8,0 nós, quando tempo levará a viagem de A para B?</w:t>
+      </w:r>
+      <w:r>
+        <w:rPr>
+          <w:rFonts w:ascii="Times New Roman" w:hAnsi="Times New Roman" w:cs="Times New Roman"/>
+          <w:sz w:val="24"/>
+          <w:szCs w:val="24"/>
+        </w:rPr>
+        <w:t xml:space="preserve"> 18:8 = 2h15min. </w:t>
+      </w:r>
+      <w:r>
+        <w:rPr>
+          <w:rFonts w:ascii="Times New Roman" w:hAnsi="Times New Roman" w:cs="Times New Roman"/>
+          <w:b/>
+          <w:bCs/>
+          <w:sz w:val="24"/>
+          <w:szCs w:val="24"/>
+        </w:rPr>
+        <w:t xml:space="preserve">18:8 = 2,25 – 2(isola o 2) = 0,25*60 = </w:t>
+      </w:r>
+      <w:proofErr w:type="gramStart"/>
+      <w:r>
+        <w:rPr>
+          <w:rFonts w:ascii="Times New Roman" w:hAnsi="Times New Roman" w:cs="Times New Roman"/>
+          <w:b/>
+          <w:bCs/>
+          <w:sz w:val="24"/>
+          <w:szCs w:val="24"/>
+        </w:rPr>
+        <w:t>15</w:t>
+      </w:r>
+      <w:r>
+        <w:rPr>
+          <w:rFonts w:ascii="Times New Roman" w:hAnsi="Times New Roman" w:cs="Times New Roman"/>
+          <w:b/>
+          <w:bCs/>
+          <w:sz w:val="24"/>
+          <w:szCs w:val="24"/>
+        </w:rPr>
+        <w:t xml:space="preserve"> </w:t>
+      </w:r>
+      <w:r>
+        <w:rPr>
+          <w:rFonts w:ascii="Times New Roman" w:hAnsi="Times New Roman" w:cs="Times New Roman"/>
+          <w:b/>
+          <w:bCs/>
+          <w:sz w:val="24"/>
+          <w:szCs w:val="24"/>
+        </w:rPr>
+        <w:t>;</w:t>
+      </w:r>
+      <w:proofErr w:type="gramEnd"/>
+      <w:r>
+        <w:rPr>
+          <w:rFonts w:ascii="Times New Roman" w:hAnsi="Times New Roman" w:cs="Times New Roman"/>
+          <w:b/>
+          <w:bCs/>
+          <w:sz w:val="24"/>
+          <w:szCs w:val="24"/>
+        </w:rPr>
+        <w:t xml:space="preserve"> final 2:15 de viagem</w:t>
       </w:r>
     </w:p>
     <w:p>
@@ -485,6 +545,7 @@
           <w:sz w:val="24"/>
           <w:szCs w:val="24"/>
         </w:rPr>
+        <w:lastRenderedPageBreak/>
         <w:t xml:space="preserve">Cite uma vantagem da agulha magnética sobre a agulha </w:t>
       </w:r>
       <w:proofErr w:type="spellStart"/>
@@ -529,7 +590,6 @@
           <w:sz w:val="24"/>
           <w:szCs w:val="24"/>
         </w:rPr>
-        <w:lastRenderedPageBreak/>
         <w:t>Com relação a esfera terrestre, o que são círculos menores?</w:t>
       </w:r>
     </w:p>
@@ -555,7 +615,17 @@
           <w:sz w:val="24"/>
           <w:szCs w:val="24"/>
         </w:rPr>
-        <w:t>Com relação a resposta do item anterior, sabendo-se que uma jarda é igual a 0,915 metros, pergunta: qual o valor, aproximado, de uma milha náutica em jardas? PS: Apresentar o cálculo que te levou ao resultado.</w:t>
+        <w:t xml:space="preserve">Com relação a resposta do item anterior, sabendo-se que uma jarda é igual a 0,915 metros, pergunta: qual o valor, aproximado, de uma milha náutica em jardas? </w:t>
+      </w:r>
+      <w:r>
+        <w:rPr>
+          <w:rFonts w:ascii="Times New Roman" w:hAnsi="Times New Roman" w:cs="Times New Roman"/>
+          <w:b/>
+          <w:bCs/>
+          <w:sz w:val="24"/>
+          <w:szCs w:val="24"/>
+        </w:rPr>
+        <w:t>PS: Apresentar o cálculo que te levou ao resultado.</w:t>
       </w:r>
     </w:p>
     <w:p>
@@ -955,6 +1025,7 @@
           <w:sz w:val="24"/>
           <w:szCs w:val="24"/>
         </w:rPr>
+        <w:lastRenderedPageBreak/>
         <w:t xml:space="preserve">Defina agulha </w:t>
       </w:r>
       <w:proofErr w:type="spellStart"/>
@@ -999,7 +1070,6 @@
           <w:sz w:val="24"/>
           <w:szCs w:val="24"/>
         </w:rPr>
-        <w:lastRenderedPageBreak/>
         <w:t>Defina círculos paralelos.</w:t>
       </w:r>
     </w:p>
@@ -1562,8 +1632,20 @@
           <w:sz w:val="24"/>
           <w:szCs w:val="24"/>
         </w:rPr>
+        <w:lastRenderedPageBreak/>
         <w:t>Entre as cartas de pequeno trecho, e cartas plano. Qual possui a maior escala?</w:t>
       </w:r>
+    </w:p>
+    <w:p>
+      <w:pPr>
+        <w:spacing w:before="240" w:after="360"/>
+        <w:jc w:val="both"/>
+        <w:rPr>
+          <w:rFonts w:ascii="Times New Roman" w:hAnsi="Times New Roman" w:cs="Times New Roman"/>
+          <w:sz w:val="24"/>
+          <w:szCs w:val="24"/>
+        </w:rPr>
+      </w:pPr>
     </w:p>
     <w:p>
       <w:pPr>
@@ -1590,7 +1672,6 @@
           <w:sz w:val="24"/>
           <w:szCs w:val="24"/>
         </w:rPr>
-        <w:lastRenderedPageBreak/>
         <w:t>O mestre de um empurrador, que transportava um comboio de três chatas, navegava com o “</w:t>
       </w:r>
       <w:proofErr w:type="spellStart"/>
@@ -1609,7 +1690,43 @@
           <w:sz w:val="24"/>
           <w:szCs w:val="24"/>
         </w:rPr>
-        <w:t>” = 130º e às 10horas, marcou aos 200º o farolete Bailique, com a sua agulha magnética de bordo. Qual é a marcação verdadeira – “</w:t>
+        <w:t xml:space="preserve">” = 130º e às 10horas, marcou aos </w:t>
+      </w:r>
+      <w:r>
+        <w:rPr>
+          <w:rFonts w:ascii="Times New Roman" w:hAnsi="Times New Roman" w:cs="Times New Roman"/>
+          <w:b/>
+          <w:bCs/>
+          <w:sz w:val="24"/>
+          <w:szCs w:val="24"/>
+        </w:rPr>
+        <w:t>200º</w:t>
+      </w:r>
+      <w:r>
+        <w:rPr>
+          <w:rFonts w:ascii="Times New Roman" w:hAnsi="Times New Roman" w:cs="Times New Roman"/>
+          <w:sz w:val="24"/>
+          <w:szCs w:val="24"/>
+        </w:rPr>
+        <w:t xml:space="preserve"> o farolete Bailique, com a sua </w:t>
+      </w:r>
+      <w:r>
+        <w:rPr>
+          <w:rFonts w:ascii="Times New Roman" w:hAnsi="Times New Roman" w:cs="Times New Roman"/>
+          <w:b/>
+          <w:bCs/>
+          <w:sz w:val="24"/>
+          <w:szCs w:val="24"/>
+        </w:rPr>
+        <w:t>agulha magnética de bordo</w:t>
+      </w:r>
+      <w:r>
+        <w:rPr>
+          <w:rFonts w:ascii="Times New Roman" w:hAnsi="Times New Roman" w:cs="Times New Roman"/>
+          <w:sz w:val="24"/>
+          <w:szCs w:val="24"/>
+        </w:rPr>
+        <w:t>. Qual é a marcação verdadeira – “</w:t>
       </w:r>
       <w:proofErr w:type="spellStart"/>
       <w:r>
@@ -1632,85 +1749,17 @@
     </w:p>
     <w:p>
       <w:pPr>
-        <w:pStyle w:val="PargrafodaLista"/>
-        <w:numPr>
-          <w:ilvl w:val="0"/>
-          <w:numId w:val="1"/>
-        </w:numPr>
         <w:tabs>
           <w:tab w:val="left" w:pos="851"/>
         </w:tabs>
         <w:spacing w:before="240" w:after="360"/>
-        <w:contextualSpacing w:val="0"/>
-        <w:jc w:val="both"/>
-        <w:rPr>
-          <w:rFonts w:ascii="Times New Roman" w:hAnsi="Times New Roman" w:cs="Times New Roman"/>
-          <w:sz w:val="24"/>
-          <w:szCs w:val="24"/>
-        </w:rPr>
-      </w:pPr>
-      <w:r>
-        <w:rPr>
-          <w:rFonts w:ascii="Times New Roman" w:hAnsi="Times New Roman" w:cs="Times New Roman"/>
-          <w:sz w:val="24"/>
-          <w:szCs w:val="24"/>
-        </w:rPr>
-        <w:t>O mestre de um empurrador, que transportava um comboio de três chatas, navegava com o “</w:t>
-      </w:r>
-      <w:proofErr w:type="spellStart"/>
-      <w:r>
-        <w:rPr>
-          <w:rFonts w:ascii="Times New Roman" w:hAnsi="Times New Roman" w:cs="Times New Roman"/>
-          <w:sz w:val="24"/>
-          <w:szCs w:val="24"/>
-        </w:rPr>
-        <w:t>Rv</w:t>
-      </w:r>
-      <w:proofErr w:type="spellEnd"/>
-      <w:r>
-        <w:rPr>
-          <w:rFonts w:ascii="Times New Roman" w:hAnsi="Times New Roman" w:cs="Times New Roman"/>
-          <w:sz w:val="24"/>
-          <w:szCs w:val="24"/>
-        </w:rPr>
-        <w:t>” = 240º e às 20horas, marcou aos 200º o farolete Bailique, com a sua agulha magnética de bordo. Qual é a marcação verdadeira – “</w:t>
-      </w:r>
-      <w:proofErr w:type="spellStart"/>
-      <w:r>
-        <w:rPr>
-          <w:rFonts w:ascii="Times New Roman" w:hAnsi="Times New Roman" w:cs="Times New Roman"/>
-          <w:sz w:val="24"/>
-          <w:szCs w:val="24"/>
-        </w:rPr>
-        <w:t>Mv</w:t>
-      </w:r>
-      <w:proofErr w:type="spellEnd"/>
-      <w:r>
-        <w:rPr>
-          <w:rFonts w:ascii="Times New Roman" w:hAnsi="Times New Roman" w:cs="Times New Roman"/>
-          <w:sz w:val="24"/>
-          <w:szCs w:val="24"/>
-        </w:rPr>
-        <w:t>” correspondente, para que o Mestre possa traçá-la na carta, sabendo-se que a dm nesta área é de 9ºW e o “da” para esta proa é de 1ºE? Qual é o Rumo verdadeiro (</w:t>
-      </w:r>
-      <w:proofErr w:type="spellStart"/>
-      <w:r>
-        <w:rPr>
-          <w:rFonts w:ascii="Times New Roman" w:hAnsi="Times New Roman" w:cs="Times New Roman"/>
-          <w:sz w:val="24"/>
-          <w:szCs w:val="24"/>
-        </w:rPr>
-        <w:t>Rv</w:t>
-      </w:r>
-      <w:proofErr w:type="spellEnd"/>
-      <w:r>
-        <w:rPr>
-          <w:rFonts w:ascii="Times New Roman" w:hAnsi="Times New Roman" w:cs="Times New Roman"/>
-          <w:sz w:val="24"/>
-          <w:szCs w:val="24"/>
-        </w:rPr>
-        <w:t>) em que o navio navega?</w:t>
-      </w:r>
+        <w:jc w:val="both"/>
+        <w:rPr>
+          <w:rFonts w:ascii="Times New Roman" w:hAnsi="Times New Roman" w:cs="Times New Roman"/>
+          <w:sz w:val="24"/>
+          <w:szCs w:val="24"/>
+        </w:rPr>
+      </w:pPr>
     </w:p>
     <w:p>
       <w:pPr>
@@ -1737,72 +1786,76 @@
           <w:sz w:val="24"/>
           <w:szCs w:val="24"/>
         </w:rPr>
-        <w:t>O navio “ACON B 2024” navega sob o rumo verdadeiro de 230°. Sabendo-se que a declinação magnética para posição atual é de 18°E e o desvio da agulha para o referido rumo é de 4°E.  Qual o seu rumo magnético, rumo da agulha magnética e a variação total da agulha magnética?</w:t>
-      </w:r>
-    </w:p>
-    <w:p>
-      <w:pPr>
-        <w:pStyle w:val="PargrafodaLista"/>
-        <w:numPr>
-          <w:ilvl w:val="0"/>
-          <w:numId w:val="1"/>
-        </w:numPr>
+        <w:t>O mestre de um empurrador, que transportava um comboio de três chatas, navegava com o “</w:t>
+      </w:r>
+      <w:proofErr w:type="spellStart"/>
+      <w:r>
+        <w:rPr>
+          <w:rFonts w:ascii="Times New Roman" w:hAnsi="Times New Roman" w:cs="Times New Roman"/>
+          <w:sz w:val="24"/>
+          <w:szCs w:val="24"/>
+        </w:rPr>
+        <w:t>Rv</w:t>
+      </w:r>
+      <w:proofErr w:type="spellEnd"/>
+      <w:r>
+        <w:rPr>
+          <w:rFonts w:ascii="Times New Roman" w:hAnsi="Times New Roman" w:cs="Times New Roman"/>
+          <w:sz w:val="24"/>
+          <w:szCs w:val="24"/>
+        </w:rPr>
+        <w:t>” = 240º e às 20horas, marcou aos 200º o farolete Bailique, com a sua agulha magnética de bordo. Qual é a marcação verdadeira – “</w:t>
+      </w:r>
+      <w:proofErr w:type="spellStart"/>
+      <w:r>
+        <w:rPr>
+          <w:rFonts w:ascii="Times New Roman" w:hAnsi="Times New Roman" w:cs="Times New Roman"/>
+          <w:sz w:val="24"/>
+          <w:szCs w:val="24"/>
+        </w:rPr>
+        <w:t>Mv</w:t>
+      </w:r>
+      <w:proofErr w:type="spellEnd"/>
+      <w:r>
+        <w:rPr>
+          <w:rFonts w:ascii="Times New Roman" w:hAnsi="Times New Roman" w:cs="Times New Roman"/>
+          <w:sz w:val="24"/>
+          <w:szCs w:val="24"/>
+        </w:rPr>
+        <w:t>” correspondente, para que o Mestre possa traçá-la na carta, sabendo-se que a dm nesta área é de 9ºW e o “da” para esta proa é de 1ºE? Qual é o Rumo verdadeiro (</w:t>
+      </w:r>
+      <w:proofErr w:type="spellStart"/>
+      <w:r>
+        <w:rPr>
+          <w:rFonts w:ascii="Times New Roman" w:hAnsi="Times New Roman" w:cs="Times New Roman"/>
+          <w:sz w:val="24"/>
+          <w:szCs w:val="24"/>
+        </w:rPr>
+        <w:t>Rv</w:t>
+      </w:r>
+      <w:proofErr w:type="spellEnd"/>
+      <w:r>
+        <w:rPr>
+          <w:rFonts w:ascii="Times New Roman" w:hAnsi="Times New Roman" w:cs="Times New Roman"/>
+          <w:sz w:val="24"/>
+          <w:szCs w:val="24"/>
+        </w:rPr>
+        <w:t>) em que o navio navega?</w:t>
+      </w:r>
+    </w:p>
+    <w:p>
+      <w:pPr>
         <w:tabs>
           <w:tab w:val="left" w:pos="851"/>
         </w:tabs>
         <w:spacing w:before="240" w:after="360"/>
-        <w:contextualSpacing w:val="0"/>
-        <w:jc w:val="both"/>
-        <w:rPr>
-          <w:rFonts w:ascii="Times New Roman" w:hAnsi="Times New Roman" w:cs="Times New Roman"/>
-          <w:sz w:val="24"/>
-          <w:szCs w:val="24"/>
-        </w:rPr>
-      </w:pPr>
-      <w:r>
-        <w:rPr>
-          <w:rFonts w:ascii="Times New Roman" w:hAnsi="Times New Roman" w:cs="Times New Roman"/>
-          <w:sz w:val="24"/>
-          <w:szCs w:val="24"/>
-        </w:rPr>
-        <w:t xml:space="preserve">O navio “CCM” navega sob o rumo verdadeiro de 220°. Sabendo-se que: a declinação magnética para posição atual é de 19°E, o desvio da agulha para o referido rumo é de 3°E e o erro da agulha </w:t>
-      </w:r>
-      <w:proofErr w:type="spellStart"/>
-      <w:r>
-        <w:rPr>
-          <w:rFonts w:ascii="Times New Roman" w:hAnsi="Times New Roman" w:cs="Times New Roman"/>
-          <w:sz w:val="24"/>
-          <w:szCs w:val="24"/>
-        </w:rPr>
-        <w:t>giroscópica</w:t>
-      </w:r>
-      <w:proofErr w:type="spellEnd"/>
-      <w:r>
-        <w:rPr>
-          <w:rFonts w:ascii="Times New Roman" w:hAnsi="Times New Roman" w:cs="Times New Roman"/>
-          <w:sz w:val="24"/>
-          <w:szCs w:val="24"/>
-        </w:rPr>
-        <w:t xml:space="preserve"> vale 2°E.  Qual o seu rumo magnético, rumo da agulha magnética, a variação total da agulha magnética e o rumo da agulha </w:t>
-      </w:r>
-      <w:proofErr w:type="spellStart"/>
-      <w:r>
-        <w:rPr>
-          <w:rFonts w:ascii="Times New Roman" w:hAnsi="Times New Roman" w:cs="Times New Roman"/>
-          <w:sz w:val="24"/>
-          <w:szCs w:val="24"/>
-        </w:rPr>
-        <w:t>giroscópica</w:t>
-      </w:r>
-      <w:proofErr w:type="spellEnd"/>
-      <w:r>
-        <w:rPr>
-          <w:rFonts w:ascii="Times New Roman" w:hAnsi="Times New Roman" w:cs="Times New Roman"/>
-          <w:sz w:val="24"/>
-          <w:szCs w:val="24"/>
-        </w:rPr>
-        <w:t>?</w:t>
-      </w:r>
+        <w:jc w:val="both"/>
+        <w:rPr>
+          <w:rFonts w:ascii="Times New Roman" w:hAnsi="Times New Roman" w:cs="Times New Roman"/>
+          <w:sz w:val="24"/>
+          <w:szCs w:val="24"/>
+        </w:rPr>
+      </w:pPr>
     </w:p>
     <w:p>
       <w:pPr>
@@ -1829,108 +1882,32 @@
           <w:sz w:val="24"/>
           <w:szCs w:val="24"/>
         </w:rPr>
-        <w:t xml:space="preserve">O navio “CDQ 84” navega sob o rumo verdadeiro de 316°. Sabendo-se que: a declinação magnética para posição atual é de 18°W, o desvio da agulha para o referido rumo é de 4°W e o erro da agulha </w:t>
-      </w:r>
-      <w:proofErr w:type="spellStart"/>
-      <w:r>
-        <w:rPr>
-          <w:rFonts w:ascii="Times New Roman" w:hAnsi="Times New Roman" w:cs="Times New Roman"/>
-          <w:sz w:val="24"/>
-          <w:szCs w:val="24"/>
-        </w:rPr>
-        <w:t>giroscópica</w:t>
-      </w:r>
-      <w:proofErr w:type="spellEnd"/>
-      <w:r>
-        <w:rPr>
-          <w:rFonts w:ascii="Times New Roman" w:hAnsi="Times New Roman" w:cs="Times New Roman"/>
-          <w:sz w:val="24"/>
-          <w:szCs w:val="24"/>
-        </w:rPr>
-        <w:t xml:space="preserve"> vale 3°E.  Qual o seu rumo magnético, rumo da agulha magnética, a variação total da agulha magnética e o rumo da agulha </w:t>
-      </w:r>
-      <w:proofErr w:type="spellStart"/>
-      <w:r>
-        <w:rPr>
-          <w:rFonts w:ascii="Times New Roman" w:hAnsi="Times New Roman" w:cs="Times New Roman"/>
-          <w:sz w:val="24"/>
-          <w:szCs w:val="24"/>
-        </w:rPr>
-        <w:t>giroscópica</w:t>
-      </w:r>
-      <w:proofErr w:type="spellEnd"/>
-      <w:r>
-        <w:rPr>
-          <w:rFonts w:ascii="Times New Roman" w:hAnsi="Times New Roman" w:cs="Times New Roman"/>
-          <w:sz w:val="24"/>
-          <w:szCs w:val="24"/>
-        </w:rPr>
-        <w:t>?</w:t>
-      </w:r>
-    </w:p>
-    <w:p>
-      <w:pPr>
-        <w:pStyle w:val="PargrafodaLista"/>
-        <w:numPr>
-          <w:ilvl w:val="0"/>
-          <w:numId w:val="1"/>
-        </w:numPr>
+        <w:t>O navio “ACON B 2024” navega sob o rumo verdadeiro de 230°. Sabendo-se que a declinação magnética para posição atual é de 18°E e o desvio da agulha para o referido rumo é de 4°E.  Qual o seu rumo magnético, rumo da agulha magnética e a variação total da agulha magnética?</w:t>
+      </w:r>
+    </w:p>
+    <w:p>
+      <w:pPr>
+        <w:pStyle w:val="PargrafodaLista"/>
+        <w:rPr>
+          <w:rFonts w:ascii="Times New Roman" w:hAnsi="Times New Roman" w:cs="Times New Roman"/>
+          <w:sz w:val="24"/>
+          <w:szCs w:val="24"/>
+        </w:rPr>
+      </w:pPr>
+    </w:p>
+    <w:p>
+      <w:pPr>
         <w:tabs>
           <w:tab w:val="left" w:pos="851"/>
         </w:tabs>
         <w:spacing w:before="240" w:after="360"/>
-        <w:contextualSpacing w:val="0"/>
-        <w:jc w:val="both"/>
-        <w:rPr>
-          <w:rFonts w:ascii="Times New Roman" w:hAnsi="Times New Roman" w:cs="Times New Roman"/>
-          <w:sz w:val="24"/>
-          <w:szCs w:val="24"/>
-        </w:rPr>
-      </w:pPr>
-      <w:r>
-        <w:rPr>
-          <w:rFonts w:ascii="Times New Roman" w:hAnsi="Times New Roman" w:cs="Times New Roman"/>
-          <w:sz w:val="24"/>
-          <w:szCs w:val="24"/>
-        </w:rPr>
-        <w:t xml:space="preserve">O navio “CHG” navega sob o rumo verdadeiro de 070°. Sabendo-se que: a declinação magnética para posição atual é de 19°W, o desvio da agulha para o referido rumo é de 3°W e o erro da agulha </w:t>
-      </w:r>
-      <w:proofErr w:type="spellStart"/>
-      <w:r>
-        <w:rPr>
-          <w:rFonts w:ascii="Times New Roman" w:hAnsi="Times New Roman" w:cs="Times New Roman"/>
-          <w:sz w:val="24"/>
-          <w:szCs w:val="24"/>
-        </w:rPr>
-        <w:t>giroscópica</w:t>
-      </w:r>
-      <w:proofErr w:type="spellEnd"/>
-      <w:r>
-        <w:rPr>
-          <w:rFonts w:ascii="Times New Roman" w:hAnsi="Times New Roman" w:cs="Times New Roman"/>
-          <w:sz w:val="24"/>
-          <w:szCs w:val="24"/>
-        </w:rPr>
-        <w:t xml:space="preserve"> vale 2°W. Qual o seu rumo magnético, rumo da agulha magnética, a variação total da agulha magnética e o rumo da agulha </w:t>
-      </w:r>
-      <w:proofErr w:type="spellStart"/>
-      <w:r>
-        <w:rPr>
-          <w:rFonts w:ascii="Times New Roman" w:hAnsi="Times New Roman" w:cs="Times New Roman"/>
-          <w:sz w:val="24"/>
-          <w:szCs w:val="24"/>
-        </w:rPr>
-        <w:t>giroscópica</w:t>
-      </w:r>
-      <w:proofErr w:type="spellEnd"/>
-      <w:r>
-        <w:rPr>
-          <w:rFonts w:ascii="Times New Roman" w:hAnsi="Times New Roman" w:cs="Times New Roman"/>
-          <w:sz w:val="24"/>
-          <w:szCs w:val="24"/>
-        </w:rPr>
-        <w:t>?</w:t>
-      </w:r>
+        <w:jc w:val="both"/>
+        <w:rPr>
+          <w:rFonts w:ascii="Times New Roman" w:hAnsi="Times New Roman" w:cs="Times New Roman"/>
+          <w:sz w:val="24"/>
+          <w:szCs w:val="24"/>
+        </w:rPr>
+      </w:pPr>
     </w:p>
     <w:p>
       <w:pPr>
@@ -1957,172 +1934,86 @@
           <w:sz w:val="24"/>
           <w:szCs w:val="24"/>
         </w:rPr>
-        <w:t>O navio “CIAGA” navega sob o rumo verdadeiro de 310°. Sabendo-se que a declinação magnética para posição atual é de 21°W e o desvio da agulha para o referido rumo é de 3°E. Qual o seu rumo magnético, rumo da agulha magnética e a variação total da agulha magnética?</w:t>
-      </w:r>
-    </w:p>
-    <w:p>
-      <w:pPr>
-        <w:pStyle w:val="PargrafodaLista"/>
-        <w:numPr>
-          <w:ilvl w:val="0"/>
-          <w:numId w:val="1"/>
-        </w:numPr>
+        <w:t xml:space="preserve">O navio “CCM” navega sob o rumo verdadeiro de 220°. Sabendo-se que: a declinação magnética para posição atual é de 19°E, o desvio da agulha para o referido rumo é de 3°E e o erro da agulha </w:t>
+      </w:r>
+      <w:proofErr w:type="spellStart"/>
+      <w:r>
+        <w:rPr>
+          <w:rFonts w:ascii="Times New Roman" w:hAnsi="Times New Roman" w:cs="Times New Roman"/>
+          <w:sz w:val="24"/>
+          <w:szCs w:val="24"/>
+        </w:rPr>
+        <w:t>giroscópica</w:t>
+      </w:r>
+      <w:proofErr w:type="spellEnd"/>
+      <w:r>
+        <w:rPr>
+          <w:rFonts w:ascii="Times New Roman" w:hAnsi="Times New Roman" w:cs="Times New Roman"/>
+          <w:sz w:val="24"/>
+          <w:szCs w:val="24"/>
+        </w:rPr>
+        <w:t xml:space="preserve"> vale 2°E.  Qual o seu rumo magnético, rumo da agulha magnética, a variação total da agulha magnética e o rumo da agulha </w:t>
+      </w:r>
+      <w:proofErr w:type="spellStart"/>
+      <w:r>
+        <w:rPr>
+          <w:rFonts w:ascii="Times New Roman" w:hAnsi="Times New Roman" w:cs="Times New Roman"/>
+          <w:sz w:val="24"/>
+          <w:szCs w:val="24"/>
+        </w:rPr>
+        <w:t>giroscópica</w:t>
+      </w:r>
+      <w:proofErr w:type="spellEnd"/>
+      <w:r>
+        <w:rPr>
+          <w:rFonts w:ascii="Times New Roman" w:hAnsi="Times New Roman" w:cs="Times New Roman"/>
+          <w:sz w:val="24"/>
+          <w:szCs w:val="24"/>
+        </w:rPr>
+        <w:t>?</w:t>
+      </w:r>
+    </w:p>
+    <w:p>
+      <w:pPr>
         <w:tabs>
           <w:tab w:val="left" w:pos="851"/>
         </w:tabs>
         <w:spacing w:before="240" w:after="360"/>
-        <w:contextualSpacing w:val="0"/>
-        <w:jc w:val="both"/>
-        <w:rPr>
-          <w:rFonts w:ascii="Times New Roman" w:hAnsi="Times New Roman" w:cs="Times New Roman"/>
-          <w:sz w:val="24"/>
-          <w:szCs w:val="24"/>
-        </w:rPr>
-      </w:pPr>
-      <w:r>
-        <w:rPr>
-          <w:rFonts w:ascii="Times New Roman" w:hAnsi="Times New Roman" w:cs="Times New Roman"/>
-          <w:sz w:val="24"/>
-          <w:szCs w:val="24"/>
-        </w:rPr>
-        <w:lastRenderedPageBreak/>
-        <w:t xml:space="preserve">O navio “CORAL EFOMM” navega sob o rumo verdadeiro de 140°. Sabendo-se que: a declinação magnética para posição atual é de 16°W, o desvio da agulha para o referido rumo é de 4°W e o erro da agulha </w:t>
-      </w:r>
-      <w:proofErr w:type="spellStart"/>
-      <w:r>
-        <w:rPr>
-          <w:rFonts w:ascii="Times New Roman" w:hAnsi="Times New Roman" w:cs="Times New Roman"/>
-          <w:sz w:val="24"/>
-          <w:szCs w:val="24"/>
-        </w:rPr>
-        <w:t>giroscópica</w:t>
-      </w:r>
-      <w:proofErr w:type="spellEnd"/>
-      <w:r>
-        <w:rPr>
-          <w:rFonts w:ascii="Times New Roman" w:hAnsi="Times New Roman" w:cs="Times New Roman"/>
-          <w:sz w:val="24"/>
-          <w:szCs w:val="24"/>
-        </w:rPr>
-        <w:t xml:space="preserve"> vale 3°W.  Qual o seu rumo magnético, rumo da agulha magnética, a variação total da agulha magnética e o rumo da agulha </w:t>
-      </w:r>
-      <w:proofErr w:type="spellStart"/>
-      <w:r>
-        <w:rPr>
-          <w:rFonts w:ascii="Times New Roman" w:hAnsi="Times New Roman" w:cs="Times New Roman"/>
-          <w:sz w:val="24"/>
-          <w:szCs w:val="24"/>
-        </w:rPr>
-        <w:t>giroscópica</w:t>
-      </w:r>
-      <w:proofErr w:type="spellEnd"/>
-      <w:r>
-        <w:rPr>
-          <w:rFonts w:ascii="Times New Roman" w:hAnsi="Times New Roman" w:cs="Times New Roman"/>
-          <w:sz w:val="24"/>
-          <w:szCs w:val="24"/>
-        </w:rPr>
-        <w:t>?</w:t>
-      </w:r>
-    </w:p>
-    <w:p>
-      <w:pPr>
-        <w:pStyle w:val="PargrafodaLista"/>
-        <w:numPr>
-          <w:ilvl w:val="0"/>
-          <w:numId w:val="1"/>
-        </w:numPr>
+        <w:jc w:val="both"/>
+        <w:rPr>
+          <w:rFonts w:ascii="Times New Roman" w:hAnsi="Times New Roman" w:cs="Times New Roman"/>
+          <w:sz w:val="24"/>
+          <w:szCs w:val="24"/>
+        </w:rPr>
+      </w:pPr>
+    </w:p>
+    <w:p>
+      <w:pPr>
         <w:tabs>
           <w:tab w:val="left" w:pos="851"/>
         </w:tabs>
         <w:spacing w:before="240" w:after="360"/>
-        <w:contextualSpacing w:val="0"/>
-        <w:jc w:val="both"/>
-        <w:rPr>
-          <w:rFonts w:ascii="Times New Roman" w:hAnsi="Times New Roman" w:cs="Times New Roman"/>
-          <w:sz w:val="24"/>
-          <w:szCs w:val="24"/>
-        </w:rPr>
-      </w:pPr>
-      <w:r>
-        <w:rPr>
-          <w:rFonts w:ascii="Times New Roman" w:hAnsi="Times New Roman" w:cs="Times New Roman"/>
-          <w:sz w:val="24"/>
-          <w:szCs w:val="24"/>
-        </w:rPr>
-        <w:t>O navio “EFOMM 84” navega sob o rumo verdadeiro de 145°. Sabendo-se que a declinação magnética para posição atual é de 21°W e o desvio da agulha para o referido rumo é de 4°W. Qual o seu rumo magnético, rumo da agulha magnética e a variação total da agulha magnética?</w:t>
-      </w:r>
-    </w:p>
-    <w:p>
-      <w:pPr>
-        <w:pStyle w:val="PargrafodaLista"/>
-        <w:numPr>
-          <w:ilvl w:val="0"/>
-          <w:numId w:val="1"/>
-        </w:numPr>
+        <w:jc w:val="both"/>
+        <w:rPr>
+          <w:rFonts w:ascii="Times New Roman" w:hAnsi="Times New Roman" w:cs="Times New Roman"/>
+          <w:sz w:val="24"/>
+          <w:szCs w:val="24"/>
+        </w:rPr>
+      </w:pPr>
+    </w:p>
+    <w:p>
+      <w:pPr>
         <w:tabs>
           <w:tab w:val="left" w:pos="851"/>
         </w:tabs>
         <w:spacing w:before="240" w:after="360"/>
-        <w:contextualSpacing w:val="0"/>
-        <w:jc w:val="both"/>
-        <w:rPr>
-          <w:rFonts w:ascii="Times New Roman" w:hAnsi="Times New Roman" w:cs="Times New Roman"/>
-          <w:sz w:val="24"/>
-          <w:szCs w:val="24"/>
-        </w:rPr>
-      </w:pPr>
-      <w:r>
-        <w:rPr>
-          <w:rFonts w:ascii="Times New Roman" w:hAnsi="Times New Roman" w:cs="Times New Roman"/>
-          <w:sz w:val="24"/>
-          <w:szCs w:val="24"/>
-        </w:rPr>
-        <w:t>O navio “HBG” navega sob o rumo verdadeiro de 047°. Sabendo-se que a declinação magnética para posição atual é de 16°W e o desvio da agulha para o referido rumo é de 3°W. Qual o seu rumo magnético, rumo da agulha magnética e a variação total da agulha magnética?</w:t>
-      </w:r>
-    </w:p>
-    <w:p>
-      <w:pPr>
-        <w:pStyle w:val="PargrafodaLista"/>
-        <w:numPr>
-          <w:ilvl w:val="0"/>
-          <w:numId w:val="1"/>
-        </w:numPr>
-        <w:spacing w:before="240" w:after="360"/>
-        <w:contextualSpacing w:val="0"/>
-        <w:jc w:val="both"/>
-        <w:rPr>
-          <w:rFonts w:ascii="Times New Roman" w:hAnsi="Times New Roman" w:cs="Times New Roman"/>
-          <w:sz w:val="24"/>
-          <w:szCs w:val="24"/>
-        </w:rPr>
-      </w:pPr>
-      <w:r>
-        <w:rPr>
-          <w:rFonts w:ascii="Times New Roman" w:hAnsi="Times New Roman" w:cs="Times New Roman"/>
-          <w:sz w:val="24"/>
-          <w:szCs w:val="24"/>
-        </w:rPr>
-        <w:t xml:space="preserve">O que é </w:t>
-      </w:r>
-      <w:proofErr w:type="spellStart"/>
-      <w:r>
-        <w:rPr>
-          <w:rFonts w:ascii="Times New Roman" w:hAnsi="Times New Roman" w:cs="Times New Roman"/>
-          <w:sz w:val="24"/>
-          <w:szCs w:val="24"/>
-        </w:rPr>
-        <w:t>Bitácula</w:t>
-      </w:r>
-      <w:proofErr w:type="spellEnd"/>
-      <w:r>
-        <w:rPr>
-          <w:rFonts w:ascii="Times New Roman" w:hAnsi="Times New Roman" w:cs="Times New Roman"/>
-          <w:sz w:val="24"/>
-          <w:szCs w:val="24"/>
-        </w:rPr>
-        <w:t>?</w:t>
-      </w:r>
+        <w:jc w:val="both"/>
+        <w:rPr>
+          <w:rFonts w:ascii="Times New Roman" w:hAnsi="Times New Roman" w:cs="Times New Roman"/>
+          <w:sz w:val="24"/>
+          <w:szCs w:val="24"/>
+        </w:rPr>
+      </w:pPr>
     </w:p>
     <w:p>
       <w:pPr>
@@ -2149,16 +2040,37 @@
           <w:sz w:val="24"/>
           <w:szCs w:val="24"/>
         </w:rPr>
-        <w:t>O que é L</w:t>
-      </w:r>
-      <w:r>
-        <w:rPr>
-          <w:rFonts w:ascii="Times New Roman" w:hAnsi="Times New Roman" w:cs="Times New Roman"/>
-          <w:sz w:val="24"/>
-          <w:szCs w:val="24"/>
-        </w:rPr>
-        <w:t>inha de Posição</w:t>
-      </w:r>
+        <w:lastRenderedPageBreak/>
+        <w:t xml:space="preserve">O navio “CDQ 84” navega sob o rumo verdadeiro de 316°. Sabendo-se que: a declinação magnética para posição atual é de 18°W, o desvio da agulha para o referido rumo é de 4°W e o erro da agulha </w:t>
+      </w:r>
+      <w:proofErr w:type="spellStart"/>
+      <w:r>
+        <w:rPr>
+          <w:rFonts w:ascii="Times New Roman" w:hAnsi="Times New Roman" w:cs="Times New Roman"/>
+          <w:sz w:val="24"/>
+          <w:szCs w:val="24"/>
+        </w:rPr>
+        <w:t>giroscópica</w:t>
+      </w:r>
+      <w:proofErr w:type="spellEnd"/>
+      <w:r>
+        <w:rPr>
+          <w:rFonts w:ascii="Times New Roman" w:hAnsi="Times New Roman" w:cs="Times New Roman"/>
+          <w:sz w:val="24"/>
+          <w:szCs w:val="24"/>
+        </w:rPr>
+        <w:t xml:space="preserve"> vale 3°E.  Qual o seu rumo magnético, rumo da agulha magnética, a variação total da agulha magnética e o rumo da agulha </w:t>
+      </w:r>
+      <w:proofErr w:type="spellStart"/>
+      <w:r>
+        <w:rPr>
+          <w:rFonts w:ascii="Times New Roman" w:hAnsi="Times New Roman" w:cs="Times New Roman"/>
+          <w:sz w:val="24"/>
+          <w:szCs w:val="24"/>
+        </w:rPr>
+        <w:t>giroscópica</w:t>
+      </w:r>
+      <w:proofErr w:type="spellEnd"/>
       <w:r>
         <w:rPr>
           <w:rFonts w:ascii="Times New Roman" w:hAnsi="Times New Roman" w:cs="Times New Roman"/>
@@ -2170,81 +2082,17 @@
     </w:p>
     <w:p>
       <w:pPr>
-        <w:pStyle w:val="PargrafodaLista"/>
-        <w:numPr>
-          <w:ilvl w:val="0"/>
-          <w:numId w:val="1"/>
-        </w:numPr>
         <w:tabs>
           <w:tab w:val="left" w:pos="851"/>
         </w:tabs>
         <w:spacing w:before="240" w:after="360"/>
-        <w:contextualSpacing w:val="0"/>
-        <w:jc w:val="both"/>
-        <w:rPr>
-          <w:rFonts w:ascii="Times New Roman" w:hAnsi="Times New Roman" w:cs="Times New Roman"/>
-          <w:sz w:val="24"/>
-          <w:szCs w:val="24"/>
-        </w:rPr>
-      </w:pPr>
-      <w:r>
-        <w:rPr>
-          <w:rFonts w:ascii="Times New Roman" w:hAnsi="Times New Roman" w:cs="Times New Roman"/>
-          <w:sz w:val="24"/>
-          <w:szCs w:val="24"/>
-        </w:rPr>
-        <w:t>O que é navegação estimada?</w:t>
-      </w:r>
-    </w:p>
-    <w:p>
-      <w:pPr>
-        <w:pStyle w:val="PargrafodaLista"/>
-        <w:numPr>
-          <w:ilvl w:val="0"/>
-          <w:numId w:val="1"/>
-        </w:numPr>
-        <w:spacing w:before="240" w:after="360"/>
-        <w:contextualSpacing w:val="0"/>
-        <w:jc w:val="both"/>
-        <w:rPr>
-          <w:rFonts w:ascii="Times New Roman" w:hAnsi="Times New Roman" w:cs="Times New Roman"/>
-          <w:sz w:val="24"/>
-          <w:szCs w:val="24"/>
-        </w:rPr>
-      </w:pPr>
-      <w:r>
-        <w:rPr>
-          <w:rFonts w:ascii="Times New Roman" w:hAnsi="Times New Roman" w:cs="Times New Roman"/>
-          <w:sz w:val="24"/>
-          <w:szCs w:val="24"/>
-        </w:rPr>
-        <w:t>O que é Precessão?</w:t>
-      </w:r>
-    </w:p>
-    <w:p>
-      <w:pPr>
-        <w:pStyle w:val="PargrafodaLista"/>
-        <w:numPr>
-          <w:ilvl w:val="0"/>
-          <w:numId w:val="1"/>
-        </w:numPr>
-        <w:spacing w:before="240" w:after="360"/>
-        <w:contextualSpacing w:val="0"/>
-        <w:jc w:val="both"/>
-        <w:rPr>
-          <w:rFonts w:ascii="Times New Roman" w:hAnsi="Times New Roman" w:cs="Times New Roman"/>
-          <w:sz w:val="24"/>
-          <w:szCs w:val="24"/>
-        </w:rPr>
-      </w:pPr>
-      <w:r>
-        <w:rPr>
-          <w:rFonts w:ascii="Times New Roman" w:hAnsi="Times New Roman" w:cs="Times New Roman"/>
-          <w:sz w:val="24"/>
-          <w:szCs w:val="24"/>
-        </w:rPr>
-        <w:t>O que é um Certificado de Compensação da Agulha Magnética?</w:t>
-      </w:r>
+        <w:jc w:val="both"/>
+        <w:rPr>
+          <w:rFonts w:ascii="Times New Roman" w:hAnsi="Times New Roman" w:cs="Times New Roman"/>
+          <w:sz w:val="24"/>
+          <w:szCs w:val="24"/>
+        </w:rPr>
+      </w:pPr>
     </w:p>
     <w:p>
       <w:pPr>
@@ -2271,479 +2119,58 @@
           <w:sz w:val="24"/>
           <w:szCs w:val="24"/>
         </w:rPr>
-        <w:t>O que fazer se o triângulo de incerteza estiver próximo a uma área de perigo?</w:t>
-      </w:r>
-    </w:p>
-    <w:p>
-      <w:pPr>
-        <w:pStyle w:val="PargrafodaLista"/>
-        <w:numPr>
-          <w:ilvl w:val="0"/>
-          <w:numId w:val="1"/>
-        </w:numPr>
+        <w:t xml:space="preserve">O navio “CHG” navega sob o rumo verdadeiro de 070°. Sabendo-se que: a declinação magnética para posição atual é de 19°W, o desvio da agulha para o referido rumo é de 3°W e o erro da agulha </w:t>
+      </w:r>
+      <w:proofErr w:type="spellStart"/>
+      <w:r>
+        <w:rPr>
+          <w:rFonts w:ascii="Times New Roman" w:hAnsi="Times New Roman" w:cs="Times New Roman"/>
+          <w:sz w:val="24"/>
+          <w:szCs w:val="24"/>
+        </w:rPr>
+        <w:t>giroscópica</w:t>
+      </w:r>
+      <w:proofErr w:type="spellEnd"/>
+      <w:r>
+        <w:rPr>
+          <w:rFonts w:ascii="Times New Roman" w:hAnsi="Times New Roman" w:cs="Times New Roman"/>
+          <w:sz w:val="24"/>
+          <w:szCs w:val="24"/>
+        </w:rPr>
+        <w:t xml:space="preserve"> vale 2°W. Qual o seu rumo magnético, rumo da agulha magnética, a variação total da agulha magnética e o rumo da agulha </w:t>
+      </w:r>
+      <w:proofErr w:type="spellStart"/>
+      <w:r>
+        <w:rPr>
+          <w:rFonts w:ascii="Times New Roman" w:hAnsi="Times New Roman" w:cs="Times New Roman"/>
+          <w:sz w:val="24"/>
+          <w:szCs w:val="24"/>
+        </w:rPr>
+        <w:t>giroscópica</w:t>
+      </w:r>
+      <w:proofErr w:type="spellEnd"/>
+      <w:r>
+        <w:rPr>
+          <w:rFonts w:ascii="Times New Roman" w:hAnsi="Times New Roman" w:cs="Times New Roman"/>
+          <w:sz w:val="24"/>
+          <w:szCs w:val="24"/>
+        </w:rPr>
+        <w:t>?</w:t>
+      </w:r>
+    </w:p>
+    <w:p>
+      <w:pPr>
         <w:tabs>
           <w:tab w:val="left" w:pos="851"/>
         </w:tabs>
         <w:spacing w:before="240" w:after="360"/>
-        <w:contextualSpacing w:val="0"/>
-        <w:jc w:val="both"/>
-        <w:rPr>
-          <w:rFonts w:ascii="Times New Roman" w:hAnsi="Times New Roman" w:cs="Times New Roman"/>
-          <w:sz w:val="24"/>
-          <w:szCs w:val="24"/>
-        </w:rPr>
-      </w:pPr>
-      <w:r>
-        <w:rPr>
-          <w:rFonts w:ascii="Times New Roman" w:hAnsi="Times New Roman" w:cs="Times New Roman"/>
-          <w:sz w:val="24"/>
-          <w:szCs w:val="24"/>
-        </w:rPr>
-        <w:t>O que fazer se o triângulo de incerteza for pequeno?</w:t>
-      </w:r>
-    </w:p>
-    <w:p>
-      <w:pPr>
-        <w:pStyle w:val="PargrafodaLista"/>
-        <w:numPr>
-          <w:ilvl w:val="0"/>
-          <w:numId w:val="1"/>
-        </w:numPr>
-        <w:spacing w:before="240" w:after="360"/>
-        <w:contextualSpacing w:val="0"/>
-        <w:jc w:val="both"/>
-        <w:rPr>
-          <w:rFonts w:ascii="Times New Roman" w:hAnsi="Times New Roman" w:cs="Times New Roman"/>
-          <w:sz w:val="24"/>
-          <w:szCs w:val="24"/>
-        </w:rPr>
-      </w:pPr>
-      <w:r>
-        <w:rPr>
-          <w:rFonts w:ascii="Times New Roman" w:hAnsi="Times New Roman" w:cs="Times New Roman"/>
-          <w:sz w:val="24"/>
-          <w:szCs w:val="24"/>
-        </w:rPr>
-        <w:t xml:space="preserve">Onde é empregada a Carta </w:t>
-      </w:r>
-      <w:proofErr w:type="spellStart"/>
-      <w:r>
-        <w:rPr>
-          <w:rFonts w:ascii="Times New Roman" w:hAnsi="Times New Roman" w:cs="Times New Roman"/>
-          <w:sz w:val="24"/>
-          <w:szCs w:val="24"/>
-        </w:rPr>
-        <w:t>Gnomônica</w:t>
-      </w:r>
-      <w:proofErr w:type="spellEnd"/>
-      <w:r>
-        <w:rPr>
-          <w:rFonts w:ascii="Times New Roman" w:hAnsi="Times New Roman" w:cs="Times New Roman"/>
-          <w:sz w:val="24"/>
-          <w:szCs w:val="24"/>
-        </w:rPr>
-        <w:t>?</w:t>
-      </w:r>
-    </w:p>
-    <w:p>
-      <w:pPr>
-        <w:pStyle w:val="PargrafodaLista"/>
-        <w:numPr>
-          <w:ilvl w:val="0"/>
-          <w:numId w:val="1"/>
-        </w:numPr>
-        <w:spacing w:before="240" w:after="360"/>
-        <w:contextualSpacing w:val="0"/>
-        <w:jc w:val="both"/>
-        <w:rPr>
-          <w:rFonts w:ascii="Times New Roman" w:hAnsi="Times New Roman" w:cs="Times New Roman"/>
-          <w:sz w:val="24"/>
-          <w:szCs w:val="24"/>
-        </w:rPr>
-      </w:pPr>
-      <w:r>
-        <w:rPr>
-          <w:rFonts w:ascii="Times New Roman" w:hAnsi="Times New Roman" w:cs="Times New Roman"/>
-          <w:sz w:val="24"/>
-          <w:szCs w:val="24"/>
-        </w:rPr>
-        <w:t xml:space="preserve">Onde é instalada a Agulha Magnética Padrão? </w:t>
-      </w:r>
-      <w:proofErr w:type="gramStart"/>
-      <w:r>
-        <w:rPr>
-          <w:rFonts w:ascii="Times New Roman" w:hAnsi="Times New Roman" w:cs="Times New Roman"/>
-          <w:sz w:val="24"/>
-          <w:szCs w:val="24"/>
-        </w:rPr>
-        <w:t>Por que</w:t>
-      </w:r>
-      <w:proofErr w:type="gramEnd"/>
-      <w:r>
-        <w:rPr>
-          <w:rFonts w:ascii="Times New Roman" w:hAnsi="Times New Roman" w:cs="Times New Roman"/>
-          <w:sz w:val="24"/>
-          <w:szCs w:val="24"/>
-        </w:rPr>
-        <w:t>?</w:t>
-      </w:r>
-    </w:p>
-    <w:p>
-      <w:pPr>
-        <w:pStyle w:val="PargrafodaLista"/>
-        <w:numPr>
-          <w:ilvl w:val="0"/>
-          <w:numId w:val="1"/>
-        </w:numPr>
-        <w:spacing w:before="240" w:after="360"/>
-        <w:contextualSpacing w:val="0"/>
-        <w:jc w:val="both"/>
-        <w:rPr>
-          <w:rFonts w:ascii="Times New Roman" w:hAnsi="Times New Roman" w:cs="Times New Roman"/>
-          <w:sz w:val="24"/>
-          <w:szCs w:val="24"/>
-        </w:rPr>
-      </w:pPr>
-      <w:r>
-        <w:rPr>
-          <w:rFonts w:ascii="Times New Roman" w:hAnsi="Times New Roman" w:cs="Times New Roman"/>
-          <w:sz w:val="24"/>
-          <w:szCs w:val="24"/>
-        </w:rPr>
-        <w:t>Os polos magnéticos da terra são coincidentes com os polos geográficos da terra?</w:t>
-      </w:r>
-    </w:p>
-    <w:p>
-      <w:pPr>
-        <w:pStyle w:val="PargrafodaLista"/>
-        <w:numPr>
-          <w:ilvl w:val="0"/>
-          <w:numId w:val="1"/>
-        </w:numPr>
-        <w:spacing w:before="240" w:after="360"/>
-        <w:contextualSpacing w:val="0"/>
-        <w:jc w:val="both"/>
-        <w:rPr>
-          <w:rFonts w:ascii="Times New Roman" w:hAnsi="Times New Roman" w:cs="Times New Roman"/>
-          <w:sz w:val="24"/>
-          <w:szCs w:val="24"/>
-        </w:rPr>
-      </w:pPr>
-      <w:r>
-        <w:rPr>
-          <w:rFonts w:ascii="Times New Roman" w:hAnsi="Times New Roman" w:cs="Times New Roman"/>
-          <w:sz w:val="24"/>
-          <w:szCs w:val="24"/>
-        </w:rPr>
-        <w:t>Para que se destinam as cartas de trecho?</w:t>
-      </w:r>
-    </w:p>
-    <w:p>
-      <w:pPr>
-        <w:pStyle w:val="PargrafodaLista"/>
-        <w:numPr>
-          <w:ilvl w:val="0"/>
-          <w:numId w:val="1"/>
-        </w:numPr>
-        <w:spacing w:before="240" w:after="360"/>
-        <w:contextualSpacing w:val="0"/>
-        <w:jc w:val="both"/>
-        <w:rPr>
-          <w:rFonts w:ascii="Times New Roman" w:hAnsi="Times New Roman" w:cs="Times New Roman"/>
-          <w:sz w:val="24"/>
-          <w:szCs w:val="24"/>
-        </w:rPr>
-      </w:pPr>
-      <w:r>
-        <w:rPr>
-          <w:rFonts w:ascii="Times New Roman" w:hAnsi="Times New Roman" w:cs="Times New Roman"/>
-          <w:sz w:val="24"/>
-          <w:szCs w:val="24"/>
-        </w:rPr>
-        <w:t>Para que serve a Carta 12000?</w:t>
-      </w:r>
-    </w:p>
-    <w:p>
-      <w:pPr>
-        <w:pStyle w:val="PargrafodaLista"/>
-        <w:numPr>
-          <w:ilvl w:val="0"/>
-          <w:numId w:val="1"/>
-        </w:numPr>
-        <w:spacing w:before="240" w:after="360"/>
-        <w:contextualSpacing w:val="0"/>
-        <w:jc w:val="both"/>
-        <w:rPr>
-          <w:rFonts w:ascii="Times New Roman" w:hAnsi="Times New Roman" w:cs="Times New Roman"/>
-          <w:sz w:val="24"/>
-          <w:szCs w:val="24"/>
-        </w:rPr>
-      </w:pPr>
-      <w:r>
-        <w:rPr>
-          <w:rFonts w:ascii="Times New Roman" w:hAnsi="Times New Roman" w:cs="Times New Roman"/>
-          <w:sz w:val="24"/>
-          <w:szCs w:val="24"/>
-        </w:rPr>
-        <w:t>Para que serve a Carta 13003?</w:t>
-      </w:r>
-    </w:p>
-    <w:p>
-      <w:pPr>
-        <w:pStyle w:val="PargrafodaLista"/>
-        <w:numPr>
-          <w:ilvl w:val="0"/>
-          <w:numId w:val="1"/>
-        </w:numPr>
-        <w:spacing w:before="240" w:after="360"/>
-        <w:contextualSpacing w:val="0"/>
-        <w:jc w:val="both"/>
-        <w:rPr>
-          <w:rFonts w:ascii="Times New Roman" w:hAnsi="Times New Roman" w:cs="Times New Roman"/>
-          <w:sz w:val="24"/>
-          <w:szCs w:val="24"/>
-        </w:rPr>
-      </w:pPr>
-      <w:r>
-        <w:rPr>
-          <w:rFonts w:ascii="Times New Roman" w:hAnsi="Times New Roman" w:cs="Times New Roman"/>
-          <w:sz w:val="24"/>
-          <w:szCs w:val="24"/>
-        </w:rPr>
-        <w:lastRenderedPageBreak/>
-        <w:t>Para que serve a Carta Piloto?</w:t>
-      </w:r>
-    </w:p>
-    <w:p>
-      <w:pPr>
-        <w:pStyle w:val="PargrafodaLista"/>
-        <w:numPr>
-          <w:ilvl w:val="0"/>
-          <w:numId w:val="1"/>
-        </w:numPr>
-        <w:spacing w:before="240" w:after="360"/>
-        <w:contextualSpacing w:val="0"/>
-        <w:jc w:val="both"/>
-        <w:rPr>
-          <w:rFonts w:ascii="Times New Roman" w:hAnsi="Times New Roman" w:cs="Times New Roman"/>
-          <w:sz w:val="24"/>
-          <w:szCs w:val="24"/>
-        </w:rPr>
-      </w:pPr>
-      <w:r>
-        <w:rPr>
-          <w:rFonts w:ascii="Times New Roman" w:hAnsi="Times New Roman" w:cs="Times New Roman"/>
-          <w:sz w:val="24"/>
-          <w:szCs w:val="24"/>
-        </w:rPr>
-        <w:t>Quais as características que podem possuir uma agulha magnética?</w:t>
-      </w:r>
-    </w:p>
-    <w:p>
-      <w:pPr>
-        <w:pStyle w:val="PargrafodaLista"/>
-        <w:numPr>
-          <w:ilvl w:val="0"/>
-          <w:numId w:val="1"/>
-        </w:numPr>
-        <w:spacing w:before="240" w:after="360"/>
-        <w:contextualSpacing w:val="0"/>
-        <w:jc w:val="both"/>
-        <w:rPr>
-          <w:rFonts w:ascii="Times New Roman" w:hAnsi="Times New Roman" w:cs="Times New Roman"/>
-          <w:sz w:val="24"/>
-          <w:szCs w:val="24"/>
-        </w:rPr>
-      </w:pPr>
-      <w:r>
-        <w:rPr>
-          <w:rFonts w:ascii="Times New Roman" w:hAnsi="Times New Roman" w:cs="Times New Roman"/>
-          <w:sz w:val="24"/>
-          <w:szCs w:val="24"/>
-        </w:rPr>
-        <w:t>Quais os tipos de agulha utilizadas na navegação?</w:t>
-      </w:r>
-    </w:p>
-    <w:p>
-      <w:pPr>
-        <w:pStyle w:val="PargrafodaLista"/>
-        <w:numPr>
-          <w:ilvl w:val="0"/>
-          <w:numId w:val="1"/>
-        </w:numPr>
-        <w:spacing w:before="240" w:after="360"/>
-        <w:contextualSpacing w:val="0"/>
-        <w:jc w:val="both"/>
-        <w:rPr>
-          <w:rFonts w:ascii="Times New Roman" w:hAnsi="Times New Roman" w:cs="Times New Roman"/>
-          <w:sz w:val="24"/>
-          <w:szCs w:val="24"/>
-        </w:rPr>
-      </w:pPr>
-      <w:r>
-        <w:rPr>
-          <w:rFonts w:ascii="Times New Roman" w:hAnsi="Times New Roman" w:cs="Times New Roman"/>
-          <w:sz w:val="24"/>
-          <w:szCs w:val="24"/>
-        </w:rPr>
-        <w:t>Quais são os dados necessários para se determinar a velocidade de uma embarcação?</w:t>
-      </w:r>
-    </w:p>
-    <w:p>
-      <w:pPr>
-        <w:pStyle w:val="PargrafodaLista"/>
-        <w:numPr>
-          <w:ilvl w:val="0"/>
-          <w:numId w:val="1"/>
-        </w:numPr>
-        <w:spacing w:before="240" w:after="360"/>
-        <w:ind w:left="714" w:hanging="357"/>
-        <w:contextualSpacing w:val="0"/>
-        <w:jc w:val="both"/>
-        <w:rPr>
-          <w:rFonts w:ascii="Times New Roman" w:hAnsi="Times New Roman" w:cs="Times New Roman"/>
-          <w:sz w:val="24"/>
-          <w:szCs w:val="24"/>
-        </w:rPr>
-      </w:pPr>
-      <w:r>
-        <w:rPr>
-          <w:rFonts w:ascii="Times New Roman" w:hAnsi="Times New Roman" w:cs="Times New Roman"/>
-          <w:sz w:val="24"/>
-          <w:szCs w:val="24"/>
-        </w:rPr>
-        <w:t>Quais são os pontos Cardeais?</w:t>
-      </w:r>
-    </w:p>
-    <w:p>
-      <w:pPr>
-        <w:pStyle w:val="PargrafodaLista"/>
-        <w:numPr>
-          <w:ilvl w:val="0"/>
-          <w:numId w:val="1"/>
-        </w:numPr>
-        <w:spacing w:before="240" w:after="360"/>
-        <w:ind w:left="714" w:hanging="357"/>
-        <w:contextualSpacing w:val="0"/>
-        <w:jc w:val="both"/>
-        <w:rPr>
-          <w:rFonts w:ascii="Times New Roman" w:hAnsi="Times New Roman" w:cs="Times New Roman"/>
-          <w:sz w:val="24"/>
-          <w:szCs w:val="24"/>
-        </w:rPr>
-      </w:pPr>
-      <w:r>
-        <w:rPr>
-          <w:rFonts w:ascii="Times New Roman" w:hAnsi="Times New Roman" w:cs="Times New Roman"/>
-          <w:sz w:val="24"/>
-          <w:szCs w:val="24"/>
-        </w:rPr>
-        <w:t>Quais são os pontos Colaterais?</w:t>
-      </w:r>
-    </w:p>
-    <w:p>
-      <w:pPr>
-        <w:pStyle w:val="PargrafodaLista"/>
-        <w:numPr>
-          <w:ilvl w:val="0"/>
-          <w:numId w:val="1"/>
-        </w:numPr>
-        <w:spacing w:before="240" w:after="360"/>
-        <w:ind w:left="714" w:hanging="357"/>
-        <w:contextualSpacing w:val="0"/>
-        <w:jc w:val="both"/>
-        <w:rPr>
-          <w:rFonts w:ascii="Times New Roman" w:hAnsi="Times New Roman" w:cs="Times New Roman"/>
-          <w:sz w:val="24"/>
-          <w:szCs w:val="24"/>
-        </w:rPr>
-      </w:pPr>
-      <w:r>
-        <w:rPr>
-          <w:rFonts w:ascii="Times New Roman" w:hAnsi="Times New Roman" w:cs="Times New Roman"/>
-          <w:sz w:val="24"/>
-          <w:szCs w:val="24"/>
-        </w:rPr>
-        <w:t>Quais são os pontos Laterais?</w:t>
-      </w:r>
-    </w:p>
-    <w:p>
-      <w:pPr>
-        <w:pStyle w:val="PargrafodaLista"/>
-        <w:numPr>
-          <w:ilvl w:val="0"/>
-          <w:numId w:val="1"/>
-        </w:numPr>
-        <w:spacing w:before="240" w:after="360"/>
-        <w:ind w:left="714" w:hanging="357"/>
-        <w:contextualSpacing w:val="0"/>
-        <w:jc w:val="both"/>
-        <w:rPr>
-          <w:rFonts w:ascii="Times New Roman" w:hAnsi="Times New Roman" w:cs="Times New Roman"/>
-          <w:sz w:val="24"/>
-          <w:szCs w:val="24"/>
-        </w:rPr>
-      </w:pPr>
-      <w:r>
-        <w:rPr>
-          <w:rFonts w:ascii="Times New Roman" w:hAnsi="Times New Roman" w:cs="Times New Roman"/>
-          <w:sz w:val="24"/>
-          <w:szCs w:val="24"/>
-        </w:rPr>
-        <w:t>Quais são os tipos e métodos conhecidos de navegação?</w:t>
-      </w:r>
-    </w:p>
-    <w:p>
-      <w:pPr>
-        <w:pStyle w:val="PargrafodaLista"/>
-        <w:numPr>
-          <w:ilvl w:val="0"/>
-          <w:numId w:val="1"/>
-        </w:numPr>
-        <w:spacing w:before="240" w:after="360"/>
-        <w:ind w:left="714" w:hanging="357"/>
-        <w:contextualSpacing w:val="0"/>
-        <w:jc w:val="both"/>
-        <w:rPr>
-          <w:rFonts w:ascii="Times New Roman" w:hAnsi="Times New Roman" w:cs="Times New Roman"/>
-          <w:sz w:val="24"/>
-          <w:szCs w:val="24"/>
-        </w:rPr>
-      </w:pPr>
-      <w:r>
-        <w:rPr>
-          <w:rFonts w:ascii="Times New Roman" w:hAnsi="Times New Roman" w:cs="Times New Roman"/>
-          <w:sz w:val="24"/>
-          <w:szCs w:val="24"/>
-        </w:rPr>
-        <w:t>Qual a diferença entre a navegação costeira e a navegação em águas restritas?</w:t>
-      </w:r>
-    </w:p>
-    <w:p>
-      <w:pPr>
-        <w:pStyle w:val="PargrafodaLista"/>
-        <w:numPr>
-          <w:ilvl w:val="0"/>
-          <w:numId w:val="1"/>
-        </w:numPr>
-        <w:spacing w:before="240" w:after="360"/>
-        <w:ind w:left="714" w:hanging="357"/>
-        <w:contextualSpacing w:val="0"/>
-        <w:jc w:val="both"/>
-        <w:rPr>
-          <w:rFonts w:ascii="Times New Roman" w:hAnsi="Times New Roman" w:cs="Times New Roman"/>
-          <w:sz w:val="24"/>
-          <w:szCs w:val="24"/>
-        </w:rPr>
-      </w:pPr>
-      <w:r>
-        <w:rPr>
-          <w:rFonts w:ascii="Times New Roman" w:hAnsi="Times New Roman" w:cs="Times New Roman"/>
-          <w:sz w:val="24"/>
-          <w:szCs w:val="24"/>
-        </w:rPr>
-        <w:t>Qual a diferença entre círculos máximos e círculos menores?</w:t>
-      </w:r>
+        <w:jc w:val="both"/>
+        <w:rPr>
+          <w:rFonts w:ascii="Times New Roman" w:hAnsi="Times New Roman" w:cs="Times New Roman"/>
+          <w:sz w:val="24"/>
+          <w:szCs w:val="24"/>
+        </w:rPr>
+      </w:pPr>
     </w:p>
     <w:p>
       <w:pPr>
@@ -2770,36 +2197,22 @@
           <w:sz w:val="24"/>
           <w:szCs w:val="24"/>
         </w:rPr>
-        <w:t>Qual a diferença entre derrota simples e derrota composta?</w:t>
-      </w:r>
-    </w:p>
-    <w:p>
-      <w:pPr>
-        <w:pStyle w:val="PargrafodaLista"/>
-        <w:numPr>
-          <w:ilvl w:val="0"/>
-          <w:numId w:val="1"/>
-        </w:numPr>
+        <w:t>O navio “CIAGA” navega sob o rumo verdadeiro de 310°. Sabendo-se que a declinação magnética para posição atual é de 21°W e o desvio da agulha para o referido rumo é de 3°E. Qual o seu rumo magnético, rumo da agulha magnética e a variação total da agulha magnética?</w:t>
+      </w:r>
+    </w:p>
+    <w:p>
+      <w:pPr>
         <w:tabs>
           <w:tab w:val="left" w:pos="851"/>
         </w:tabs>
         <w:spacing w:before="240" w:after="360"/>
-        <w:contextualSpacing w:val="0"/>
-        <w:jc w:val="both"/>
-        <w:rPr>
-          <w:rFonts w:ascii="Times New Roman" w:hAnsi="Times New Roman" w:cs="Times New Roman"/>
-          <w:sz w:val="24"/>
-          <w:szCs w:val="24"/>
-        </w:rPr>
-      </w:pPr>
-      <w:r>
-        <w:rPr>
-          <w:rFonts w:ascii="Times New Roman" w:hAnsi="Times New Roman" w:cs="Times New Roman"/>
-          <w:sz w:val="24"/>
-          <w:szCs w:val="24"/>
-        </w:rPr>
-        <w:t>Qual a diferença entre: Rumo Magnético e Rumo da Agulha?</w:t>
-      </w:r>
+        <w:jc w:val="both"/>
+        <w:rPr>
+          <w:rFonts w:ascii="Times New Roman" w:hAnsi="Times New Roman" w:cs="Times New Roman"/>
+          <w:sz w:val="24"/>
+          <w:szCs w:val="24"/>
+        </w:rPr>
+      </w:pPr>
     </w:p>
     <w:p>
       <w:pPr>
@@ -2826,68 +2239,36 @@
           <w:sz w:val="24"/>
           <w:szCs w:val="24"/>
         </w:rPr>
-        <w:t>Qual a diferença entre: Rumo Verdadeiro e Rumo Magnético?</w:t>
-      </w:r>
-    </w:p>
-    <w:p>
-      <w:pPr>
-        <w:pStyle w:val="PargrafodaLista"/>
-        <w:numPr>
-          <w:ilvl w:val="0"/>
-          <w:numId w:val="1"/>
-        </w:numPr>
-        <w:spacing w:before="240" w:after="360"/>
-        <w:contextualSpacing w:val="0"/>
-        <w:jc w:val="both"/>
-        <w:rPr>
-          <w:rFonts w:ascii="Times New Roman" w:hAnsi="Times New Roman" w:cs="Times New Roman"/>
-          <w:sz w:val="24"/>
-          <w:szCs w:val="24"/>
-        </w:rPr>
-      </w:pPr>
-      <w:r>
-        <w:rPr>
-          <w:rFonts w:ascii="Times New Roman" w:hAnsi="Times New Roman" w:cs="Times New Roman"/>
-          <w:sz w:val="24"/>
-          <w:szCs w:val="24"/>
-        </w:rPr>
-        <w:t>Qual a Longitude máxima para o leste e qual a Longitude máxima para o oeste?</w:t>
-      </w:r>
-    </w:p>
-    <w:p>
-      <w:pPr>
-        <w:pStyle w:val="PargrafodaLista"/>
-        <w:numPr>
-          <w:ilvl w:val="0"/>
-          <w:numId w:val="1"/>
-        </w:numPr>
-        <w:spacing w:before="240" w:after="360"/>
-        <w:contextualSpacing w:val="0"/>
-        <w:jc w:val="both"/>
-        <w:rPr>
-          <w:rFonts w:ascii="Times New Roman" w:hAnsi="Times New Roman" w:cs="Times New Roman"/>
-          <w:sz w:val="24"/>
-          <w:szCs w:val="24"/>
-        </w:rPr>
-      </w:pPr>
-      <w:r>
-        <w:rPr>
-          <w:rFonts w:ascii="Times New Roman" w:hAnsi="Times New Roman" w:cs="Times New Roman"/>
-          <w:sz w:val="24"/>
-          <w:szCs w:val="24"/>
-        </w:rPr>
-        <w:t xml:space="preserve">Qual das agulhas acima é utilizada a borda das embarcações? </w:t>
-      </w:r>
-      <w:proofErr w:type="gramStart"/>
-      <w:r>
-        <w:rPr>
-          <w:rFonts w:ascii="Times New Roman" w:hAnsi="Times New Roman" w:cs="Times New Roman"/>
-          <w:sz w:val="24"/>
-          <w:szCs w:val="24"/>
-        </w:rPr>
-        <w:t>Por que</w:t>
-      </w:r>
-      <w:proofErr w:type="gramEnd"/>
+        <w:t xml:space="preserve">O navio “CORAL EFOMM” navega sob o rumo verdadeiro de 140°. Sabendo-se que: a declinação magnética para posição atual é de 16°W, o desvio da agulha para o referido rumo é de 4°W e o erro da agulha </w:t>
+      </w:r>
+      <w:proofErr w:type="spellStart"/>
+      <w:r>
+        <w:rPr>
+          <w:rFonts w:ascii="Times New Roman" w:hAnsi="Times New Roman" w:cs="Times New Roman"/>
+          <w:sz w:val="24"/>
+          <w:szCs w:val="24"/>
+        </w:rPr>
+        <w:t>giroscópica</w:t>
+      </w:r>
+      <w:proofErr w:type="spellEnd"/>
+      <w:r>
+        <w:rPr>
+          <w:rFonts w:ascii="Times New Roman" w:hAnsi="Times New Roman" w:cs="Times New Roman"/>
+          <w:sz w:val="24"/>
+          <w:szCs w:val="24"/>
+        </w:rPr>
+        <w:t xml:space="preserve"> vale 3°W.  Qual o seu rumo magnético, rumo da agulha magnética, a variação total da agulha magnética e o rumo da agulha </w:t>
+      </w:r>
+      <w:proofErr w:type="spellStart"/>
+      <w:r>
+        <w:rPr>
+          <w:rFonts w:ascii="Times New Roman" w:hAnsi="Times New Roman" w:cs="Times New Roman"/>
+          <w:sz w:val="24"/>
+          <w:szCs w:val="24"/>
+        </w:rPr>
+        <w:t>giroscópica</w:t>
+      </w:r>
+      <w:proofErr w:type="spellEnd"/>
       <w:r>
         <w:rPr>
           <w:rFonts w:ascii="Times New Roman" w:hAnsi="Times New Roman" w:cs="Times New Roman"/>
@@ -2899,182 +2280,17 @@
     </w:p>
     <w:p>
       <w:pPr>
-        <w:pStyle w:val="PargrafodaLista"/>
-        <w:numPr>
-          <w:ilvl w:val="0"/>
-          <w:numId w:val="1"/>
-        </w:numPr>
-        <w:spacing w:before="240" w:after="360"/>
-        <w:contextualSpacing w:val="0"/>
-        <w:jc w:val="both"/>
-        <w:rPr>
-          <w:rFonts w:ascii="Times New Roman" w:hAnsi="Times New Roman" w:cs="Times New Roman"/>
-          <w:sz w:val="24"/>
-          <w:szCs w:val="24"/>
-        </w:rPr>
-      </w:pPr>
-      <w:r>
-        <w:rPr>
-          <w:rFonts w:ascii="Times New Roman" w:hAnsi="Times New Roman" w:cs="Times New Roman"/>
-          <w:sz w:val="24"/>
-          <w:szCs w:val="24"/>
-        </w:rPr>
-        <w:t>Qual das duas projeções é a mais utilizada na navegação?</w:t>
-      </w:r>
-    </w:p>
-    <w:p>
-      <w:pPr>
-        <w:pStyle w:val="PargrafodaLista"/>
-        <w:numPr>
-          <w:ilvl w:val="0"/>
-          <w:numId w:val="1"/>
-        </w:numPr>
-        <w:spacing w:before="240" w:after="360"/>
-        <w:contextualSpacing w:val="0"/>
-        <w:jc w:val="both"/>
-        <w:rPr>
-          <w:rFonts w:ascii="Times New Roman" w:hAnsi="Times New Roman" w:cs="Times New Roman"/>
-          <w:sz w:val="24"/>
-          <w:szCs w:val="24"/>
-        </w:rPr>
-      </w:pPr>
-      <w:r>
-        <w:rPr>
-          <w:rFonts w:ascii="Times New Roman" w:hAnsi="Times New Roman" w:cs="Times New Roman"/>
-          <w:sz w:val="24"/>
-          <w:szCs w:val="24"/>
-        </w:rPr>
-        <w:t>Qual é a causa dos desvios da agulha magnética instalada a bordo?</w:t>
-      </w:r>
-    </w:p>
-    <w:p>
-      <w:pPr>
-        <w:pStyle w:val="PargrafodaLista"/>
-        <w:numPr>
-          <w:ilvl w:val="0"/>
-          <w:numId w:val="1"/>
-        </w:numPr>
-        <w:spacing w:before="240" w:after="360"/>
-        <w:contextualSpacing w:val="0"/>
-        <w:jc w:val="both"/>
-        <w:rPr>
-          <w:rFonts w:ascii="Times New Roman" w:hAnsi="Times New Roman" w:cs="Times New Roman"/>
-          <w:sz w:val="24"/>
-          <w:szCs w:val="24"/>
-        </w:rPr>
-      </w:pPr>
-      <w:r>
-        <w:rPr>
-          <w:rFonts w:ascii="Times New Roman" w:hAnsi="Times New Roman" w:cs="Times New Roman"/>
-          <w:sz w:val="24"/>
-          <w:szCs w:val="24"/>
-        </w:rPr>
-        <w:t>Qual é a finalidade da compensação da agulha magnética?</w:t>
-      </w:r>
-    </w:p>
-    <w:p>
-      <w:pPr>
-        <w:pStyle w:val="PargrafodaLista"/>
-        <w:numPr>
-          <w:ilvl w:val="0"/>
-          <w:numId w:val="1"/>
-        </w:numPr>
-        <w:spacing w:before="240" w:after="360"/>
-        <w:contextualSpacing w:val="0"/>
-        <w:jc w:val="both"/>
-        <w:rPr>
-          <w:rFonts w:ascii="Times New Roman" w:hAnsi="Times New Roman" w:cs="Times New Roman"/>
-          <w:sz w:val="24"/>
-          <w:szCs w:val="24"/>
-        </w:rPr>
-      </w:pPr>
-      <w:r>
-        <w:rPr>
-          <w:rFonts w:ascii="Times New Roman" w:hAnsi="Times New Roman" w:cs="Times New Roman"/>
-          <w:sz w:val="24"/>
-          <w:szCs w:val="24"/>
-        </w:rPr>
-        <w:t>Qual é a finalidade da compensação da agulha magnética?</w:t>
-      </w:r>
-    </w:p>
-    <w:p>
-      <w:pPr>
-        <w:pStyle w:val="PargrafodaLista"/>
-        <w:numPr>
-          <w:ilvl w:val="0"/>
-          <w:numId w:val="1"/>
-        </w:numPr>
         <w:tabs>
           <w:tab w:val="left" w:pos="851"/>
         </w:tabs>
         <w:spacing w:before="240" w:after="360"/>
-        <w:contextualSpacing w:val="0"/>
-        <w:jc w:val="both"/>
-        <w:rPr>
-          <w:rFonts w:ascii="Times New Roman" w:hAnsi="Times New Roman" w:cs="Times New Roman"/>
-          <w:sz w:val="24"/>
-          <w:szCs w:val="24"/>
-        </w:rPr>
-      </w:pPr>
-      <w:r>
-        <w:rPr>
-          <w:rFonts w:ascii="Times New Roman" w:hAnsi="Times New Roman" w:cs="Times New Roman"/>
-          <w:sz w:val="24"/>
-          <w:szCs w:val="24"/>
-        </w:rPr>
-        <w:t>Qual é a fórmula matemática da variação total (VT) da agulha magnética?</w:t>
-      </w:r>
-    </w:p>
-    <w:p>
-      <w:pPr>
-        <w:pStyle w:val="PargrafodaLista"/>
-        <w:numPr>
-          <w:ilvl w:val="0"/>
-          <w:numId w:val="1"/>
-        </w:numPr>
-        <w:spacing w:before="240" w:after="360"/>
-        <w:contextualSpacing w:val="0"/>
-        <w:jc w:val="both"/>
-        <w:rPr>
-          <w:rFonts w:ascii="Times New Roman" w:hAnsi="Times New Roman" w:cs="Times New Roman"/>
-          <w:sz w:val="24"/>
-          <w:szCs w:val="24"/>
-        </w:rPr>
-      </w:pPr>
-      <w:r>
-        <w:rPr>
-          <w:rFonts w:ascii="Times New Roman" w:hAnsi="Times New Roman" w:cs="Times New Roman"/>
-          <w:sz w:val="24"/>
-          <w:szCs w:val="24"/>
-        </w:rPr>
-        <w:lastRenderedPageBreak/>
-        <w:t xml:space="preserve">Qual é a latitude do Polo Norte? </w:t>
-      </w:r>
-    </w:p>
-    <w:p>
-      <w:pPr>
-        <w:pStyle w:val="PargrafodaLista"/>
-        <w:numPr>
-          <w:ilvl w:val="0"/>
-          <w:numId w:val="1"/>
-        </w:numPr>
-        <w:spacing w:before="240" w:after="360"/>
-        <w:contextualSpacing w:val="0"/>
-        <w:jc w:val="both"/>
-        <w:rPr>
-          <w:rFonts w:ascii="Times New Roman" w:hAnsi="Times New Roman" w:cs="Times New Roman"/>
-          <w:sz w:val="24"/>
-          <w:szCs w:val="24"/>
-        </w:rPr>
-      </w:pPr>
-      <w:r>
-        <w:rPr>
-          <w:rFonts w:ascii="Times New Roman" w:hAnsi="Times New Roman" w:cs="Times New Roman"/>
-          <w:sz w:val="24"/>
-          <w:szCs w:val="24"/>
-        </w:rPr>
-        <w:t>Qual é a Latitude máxima para o norte e qual a longitude máxima para o sul?</w:t>
-      </w:r>
+        <w:jc w:val="both"/>
+        <w:rPr>
+          <w:rFonts w:ascii="Times New Roman" w:hAnsi="Times New Roman" w:cs="Times New Roman"/>
+          <w:sz w:val="24"/>
+          <w:szCs w:val="24"/>
+        </w:rPr>
+      </w:pPr>
     </w:p>
     <w:p>
       <w:pPr>
@@ -3101,189 +2317,22 @@
           <w:sz w:val="24"/>
           <w:szCs w:val="24"/>
         </w:rPr>
-        <w:t>Qual é a Linha de Posição (LDP) de maior precisão e não necessita de nenhum instrumento para ser obtida?</w:t>
-      </w:r>
-    </w:p>
-    <w:p>
-      <w:pPr>
-        <w:pStyle w:val="PargrafodaLista"/>
-        <w:numPr>
-          <w:ilvl w:val="0"/>
-          <w:numId w:val="1"/>
-        </w:numPr>
-        <w:spacing w:before="240" w:after="360"/>
-        <w:contextualSpacing w:val="0"/>
-        <w:jc w:val="both"/>
-        <w:rPr>
-          <w:rFonts w:ascii="Times New Roman" w:hAnsi="Times New Roman" w:cs="Times New Roman"/>
-          <w:sz w:val="24"/>
-          <w:szCs w:val="24"/>
-        </w:rPr>
-      </w:pPr>
-      <w:r>
-        <w:rPr>
-          <w:rFonts w:ascii="Times New Roman" w:hAnsi="Times New Roman" w:cs="Times New Roman"/>
-          <w:sz w:val="24"/>
-          <w:szCs w:val="24"/>
-        </w:rPr>
-        <w:t>Qual o nome dado ao ângulo formado entre a direção do norte verdadeiro e do norte magnético, contado a partir do norte verdadeiro para leste (E) ou para oeste (W)?</w:t>
-      </w:r>
-    </w:p>
-    <w:p>
-      <w:pPr>
-        <w:pStyle w:val="PargrafodaLista"/>
-        <w:numPr>
-          <w:ilvl w:val="0"/>
-          <w:numId w:val="1"/>
-        </w:numPr>
-        <w:spacing w:before="240" w:after="360"/>
-        <w:ind w:left="714" w:hanging="357"/>
-        <w:contextualSpacing w:val="0"/>
-        <w:jc w:val="both"/>
-        <w:rPr>
-          <w:rFonts w:ascii="Times New Roman" w:hAnsi="Times New Roman" w:cs="Times New Roman"/>
-          <w:sz w:val="24"/>
-          <w:szCs w:val="24"/>
-        </w:rPr>
-      </w:pPr>
-      <w:r>
-        <w:rPr>
-          <w:rFonts w:ascii="Times New Roman" w:hAnsi="Times New Roman" w:cs="Times New Roman"/>
-          <w:sz w:val="24"/>
-          <w:szCs w:val="24"/>
-        </w:rPr>
-        <w:t>Qual o nome dado ao círculo máximo que divide a Terra em hemisfério leste (E) e hemisfério oeste (W)?</w:t>
-      </w:r>
-    </w:p>
-    <w:p>
-      <w:pPr>
-        <w:pStyle w:val="PargrafodaLista"/>
-        <w:numPr>
-          <w:ilvl w:val="0"/>
-          <w:numId w:val="1"/>
-        </w:numPr>
-        <w:spacing w:before="240" w:after="360"/>
-        <w:ind w:left="714" w:hanging="357"/>
-        <w:contextualSpacing w:val="0"/>
-        <w:jc w:val="both"/>
-        <w:rPr>
-          <w:rFonts w:ascii="Times New Roman" w:hAnsi="Times New Roman" w:cs="Times New Roman"/>
-          <w:sz w:val="24"/>
-          <w:szCs w:val="24"/>
-        </w:rPr>
-      </w:pPr>
-      <w:r>
-        <w:rPr>
-          <w:rFonts w:ascii="Times New Roman" w:hAnsi="Times New Roman" w:cs="Times New Roman"/>
-          <w:sz w:val="24"/>
-          <w:szCs w:val="24"/>
-        </w:rPr>
-        <w:t>Qual o nome dado ao círculo máximo que divide a terra em hemisfério Norte (N) e hemisfério sul (S)?</w:t>
-      </w:r>
-    </w:p>
-    <w:p>
-      <w:pPr>
-        <w:pStyle w:val="PargrafodaLista"/>
-        <w:numPr>
-          <w:ilvl w:val="0"/>
-          <w:numId w:val="1"/>
-        </w:numPr>
-        <w:spacing w:before="240" w:after="360"/>
-        <w:contextualSpacing w:val="0"/>
-        <w:jc w:val="both"/>
-        <w:rPr>
-          <w:rFonts w:ascii="Times New Roman" w:hAnsi="Times New Roman" w:cs="Times New Roman"/>
-          <w:sz w:val="24"/>
-          <w:szCs w:val="24"/>
-        </w:rPr>
-      </w:pPr>
-      <w:r>
-        <w:rPr>
-          <w:rFonts w:ascii="Times New Roman" w:hAnsi="Times New Roman" w:cs="Times New Roman"/>
-          <w:sz w:val="24"/>
-          <w:szCs w:val="24"/>
-        </w:rPr>
-        <w:t>Qual o tipo de navegação que se caracteriza por ter sua trajetória descrita na superfície terrestre que forma com todos os meridianos que cruza ângulos iguais?</w:t>
-      </w:r>
-    </w:p>
-    <w:p>
-      <w:pPr>
-        <w:pStyle w:val="PargrafodaLista"/>
-        <w:numPr>
-          <w:ilvl w:val="0"/>
-          <w:numId w:val="1"/>
-        </w:numPr>
+        <w:t>O navio “EFOMM 84” navega sob o rumo verdadeiro de 145°. Sabendo-se que a declinação magnética para posição atual é de 21°W e o desvio da agulha para o referido rumo é de 4°W. Qual o seu rumo magnético, rumo da agulha magnética e a variação total da agulha magnética?</w:t>
+      </w:r>
+    </w:p>
+    <w:p>
+      <w:pPr>
         <w:tabs>
           <w:tab w:val="left" w:pos="851"/>
         </w:tabs>
         <w:spacing w:before="240" w:after="360"/>
-        <w:contextualSpacing w:val="0"/>
-        <w:jc w:val="both"/>
-        <w:rPr>
-          <w:rFonts w:ascii="Times New Roman" w:hAnsi="Times New Roman" w:cs="Times New Roman"/>
-          <w:sz w:val="24"/>
-          <w:szCs w:val="24"/>
-        </w:rPr>
-      </w:pPr>
-      <w:r>
-        <w:rPr>
-          <w:rFonts w:ascii="Times New Roman" w:hAnsi="Times New Roman" w:cs="Times New Roman"/>
-          <w:sz w:val="24"/>
-          <w:szCs w:val="24"/>
-        </w:rPr>
-        <w:t>Quando se deve plotar uma posição estimada?</w:t>
-      </w:r>
-    </w:p>
-    <w:p>
-      <w:pPr>
-        <w:pStyle w:val="PargrafodaLista"/>
-        <w:numPr>
-          <w:ilvl w:val="0"/>
-          <w:numId w:val="1"/>
-        </w:numPr>
-        <w:spacing w:before="240" w:after="360"/>
-        <w:contextualSpacing w:val="0"/>
-        <w:jc w:val="both"/>
-        <w:rPr>
-          <w:rFonts w:ascii="Times New Roman" w:hAnsi="Times New Roman" w:cs="Times New Roman"/>
-          <w:sz w:val="24"/>
-          <w:szCs w:val="24"/>
-        </w:rPr>
-      </w:pPr>
-      <w:r>
-        <w:rPr>
-          <w:rFonts w:ascii="Times New Roman" w:hAnsi="Times New Roman" w:cs="Times New Roman"/>
-          <w:sz w:val="24"/>
-          <w:szCs w:val="24"/>
-        </w:rPr>
-        <w:t>Que carta apresenta todos os fusos horários existentes na terra?</w:t>
-      </w:r>
-    </w:p>
-    <w:p>
-      <w:pPr>
-        <w:pStyle w:val="PargrafodaLista"/>
-        <w:numPr>
-          <w:ilvl w:val="0"/>
-          <w:numId w:val="1"/>
-        </w:numPr>
-        <w:spacing w:before="240" w:after="360"/>
-        <w:ind w:left="714" w:hanging="357"/>
-        <w:contextualSpacing w:val="0"/>
-        <w:jc w:val="both"/>
-        <w:rPr>
-          <w:rFonts w:ascii="Times New Roman" w:hAnsi="Times New Roman" w:cs="Times New Roman"/>
-          <w:sz w:val="24"/>
-          <w:szCs w:val="24"/>
-        </w:rPr>
-      </w:pPr>
-      <w:r>
-        <w:rPr>
-          <w:rFonts w:ascii="Times New Roman" w:hAnsi="Times New Roman" w:cs="Times New Roman"/>
-          <w:sz w:val="24"/>
-          <w:szCs w:val="24"/>
-        </w:rPr>
-        <w:t>Que círculo possui essas características: círculo máximo, passa pelo Polo Norte e pelo Polo Sul e é perpendicular ao Equador?</w:t>
-      </w:r>
+        <w:jc w:val="both"/>
+        <w:rPr>
+          <w:rFonts w:ascii="Times New Roman" w:hAnsi="Times New Roman" w:cs="Times New Roman"/>
+          <w:sz w:val="24"/>
+          <w:szCs w:val="24"/>
+        </w:rPr>
+      </w:pPr>
     </w:p>
     <w:p>
       <w:pPr>
@@ -3310,111 +2359,64 @@
           <w:sz w:val="24"/>
           <w:szCs w:val="24"/>
         </w:rPr>
-        <w:t>Que Linha de Posição necessita que o oficial de quarto saiba o calado do navio?</w:t>
-      </w:r>
-    </w:p>
-    <w:p>
-      <w:pPr>
-        <w:pStyle w:val="PargrafodaLista"/>
-        <w:numPr>
-          <w:ilvl w:val="0"/>
-          <w:numId w:val="1"/>
-        </w:numPr>
+        <w:t>O navio “HBG” navega sob o rumo verdadeiro de 047°. Sabendo-se que a declinação magnética para posição atual é de 16°W e o desvio da agulha para o referido rumo é de 3°W. Qual o seu rumo magnético, rumo da agulha magnética e a variação total da agulha magnética?</w:t>
+      </w:r>
+    </w:p>
+    <w:p>
+      <w:pPr>
         <w:tabs>
           <w:tab w:val="left" w:pos="851"/>
         </w:tabs>
         <w:spacing w:before="240" w:after="360"/>
-        <w:contextualSpacing w:val="0"/>
-        <w:jc w:val="both"/>
-        <w:rPr>
-          <w:rFonts w:ascii="Times New Roman" w:hAnsi="Times New Roman" w:cs="Times New Roman"/>
-          <w:sz w:val="24"/>
-          <w:szCs w:val="24"/>
-        </w:rPr>
-      </w:pPr>
-      <w:r>
-        <w:rPr>
-          <w:rFonts w:ascii="Times New Roman" w:hAnsi="Times New Roman" w:cs="Times New Roman"/>
-          <w:sz w:val="24"/>
-          <w:szCs w:val="24"/>
-        </w:rPr>
-        <w:t>Que Linha de Posição se utiliza de um círculo para indicar a posição de um navio?</w:t>
-      </w:r>
-    </w:p>
-    <w:p>
-      <w:pPr>
-        <w:pStyle w:val="PargrafodaLista"/>
-        <w:numPr>
-          <w:ilvl w:val="0"/>
-          <w:numId w:val="1"/>
-        </w:numPr>
-        <w:spacing w:before="240" w:after="360"/>
-        <w:contextualSpacing w:val="0"/>
-        <w:jc w:val="both"/>
-        <w:rPr>
-          <w:rFonts w:ascii="Times New Roman" w:hAnsi="Times New Roman" w:cs="Times New Roman"/>
-          <w:sz w:val="24"/>
-          <w:szCs w:val="24"/>
-        </w:rPr>
-      </w:pPr>
-      <w:r>
-        <w:rPr>
-          <w:rFonts w:ascii="Times New Roman" w:hAnsi="Times New Roman" w:cs="Times New Roman"/>
-          <w:sz w:val="24"/>
-          <w:szCs w:val="24"/>
-        </w:rPr>
-        <w:t>Que nome é dado ao caminho percorrido por uma embarcação, em um determinado tempo?</w:t>
-      </w:r>
-    </w:p>
-    <w:p>
-      <w:pPr>
-        <w:pStyle w:val="PargrafodaLista"/>
-        <w:numPr>
-          <w:ilvl w:val="0"/>
-          <w:numId w:val="1"/>
-        </w:numPr>
-        <w:spacing w:before="240" w:after="360"/>
-        <w:contextualSpacing w:val="0"/>
-        <w:jc w:val="both"/>
-        <w:rPr>
-          <w:rFonts w:ascii="Times New Roman" w:hAnsi="Times New Roman" w:cs="Times New Roman"/>
-          <w:sz w:val="24"/>
-          <w:szCs w:val="24"/>
-        </w:rPr>
-      </w:pPr>
-      <w:r>
-        <w:rPr>
-          <w:rFonts w:ascii="Times New Roman" w:hAnsi="Times New Roman" w:cs="Times New Roman"/>
-          <w:sz w:val="24"/>
-          <w:szCs w:val="24"/>
-        </w:rPr>
-        <w:t>Que nome é dado ao fenômeno que faz com que o rotor tenda a conservar sua direção no espaço?</w:t>
-      </w:r>
-    </w:p>
-    <w:p>
-      <w:pPr>
-        <w:pStyle w:val="PargrafodaLista"/>
-        <w:numPr>
-          <w:ilvl w:val="0"/>
-          <w:numId w:val="1"/>
-        </w:numPr>
-        <w:spacing w:before="240" w:after="360"/>
-        <w:contextualSpacing w:val="0"/>
-        <w:jc w:val="both"/>
-        <w:rPr>
-          <w:rFonts w:ascii="Times New Roman" w:hAnsi="Times New Roman" w:cs="Times New Roman"/>
-          <w:sz w:val="24"/>
-          <w:szCs w:val="24"/>
-        </w:rPr>
-      </w:pPr>
-      <w:r>
-        <w:rPr>
-          <w:rFonts w:ascii="Times New Roman" w:hAnsi="Times New Roman" w:cs="Times New Roman"/>
-          <w:sz w:val="24"/>
-          <w:szCs w:val="24"/>
-        </w:rPr>
-        <w:lastRenderedPageBreak/>
-        <w:t>Que órgão da Marinha do Brasil é incumbido de executar e controlar todo e qualquer levantamento hidrográfico em águas interiores ou em águas jurisdicionais brasileiras, sendo a edição de cartas náuticas uma de suas atribuições exclusiva?</w:t>
+        <w:jc w:val="both"/>
+        <w:rPr>
+          <w:rFonts w:ascii="Times New Roman" w:hAnsi="Times New Roman" w:cs="Times New Roman"/>
+          <w:sz w:val="24"/>
+          <w:szCs w:val="24"/>
+        </w:rPr>
+      </w:pPr>
+    </w:p>
+    <w:p>
+      <w:pPr>
+        <w:pStyle w:val="PargrafodaLista"/>
+        <w:numPr>
+          <w:ilvl w:val="0"/>
+          <w:numId w:val="1"/>
+        </w:numPr>
+        <w:spacing w:before="240" w:after="360"/>
+        <w:contextualSpacing w:val="0"/>
+        <w:jc w:val="both"/>
+        <w:rPr>
+          <w:rFonts w:ascii="Times New Roman" w:hAnsi="Times New Roman" w:cs="Times New Roman"/>
+          <w:sz w:val="24"/>
+          <w:szCs w:val="24"/>
+        </w:rPr>
+      </w:pPr>
+      <w:r>
+        <w:rPr>
+          <w:rFonts w:ascii="Times New Roman" w:hAnsi="Times New Roman" w:cs="Times New Roman"/>
+          <w:sz w:val="24"/>
+          <w:szCs w:val="24"/>
+        </w:rPr>
+        <w:t xml:space="preserve">O que é </w:t>
+      </w:r>
+      <w:proofErr w:type="spellStart"/>
+      <w:r>
+        <w:rPr>
+          <w:rFonts w:ascii="Times New Roman" w:hAnsi="Times New Roman" w:cs="Times New Roman"/>
+          <w:sz w:val="24"/>
+          <w:szCs w:val="24"/>
+        </w:rPr>
+        <w:t>Bitácula</w:t>
+      </w:r>
+      <w:proofErr w:type="spellEnd"/>
+      <w:r>
+        <w:rPr>
+          <w:rFonts w:ascii="Times New Roman" w:hAnsi="Times New Roman" w:cs="Times New Roman"/>
+          <w:sz w:val="24"/>
+          <w:szCs w:val="24"/>
+        </w:rPr>
+        <w:t>?</w:t>
       </w:r>
     </w:p>
     <w:p>
@@ -3442,309 +2444,23 @@
           <w:sz w:val="24"/>
           <w:szCs w:val="24"/>
         </w:rPr>
-        <w:t>Que técnica de navegação se recorre, somente às características do seu movimento, aplicando-se a última posição conhecida plotada na carta, um vetor, ou uma série de vetores, representado todos os rumos verdadeiros e velocidades?</w:t>
-      </w:r>
-    </w:p>
-    <w:p>
-      <w:pPr>
-        <w:pStyle w:val="PargrafodaLista"/>
-        <w:numPr>
-          <w:ilvl w:val="0"/>
-          <w:numId w:val="1"/>
-        </w:numPr>
-        <w:spacing w:before="240" w:after="360"/>
-        <w:contextualSpacing w:val="0"/>
-        <w:jc w:val="both"/>
-        <w:rPr>
-          <w:rFonts w:ascii="Times New Roman" w:hAnsi="Times New Roman" w:cs="Times New Roman"/>
-          <w:sz w:val="24"/>
-          <w:szCs w:val="24"/>
-        </w:rPr>
-      </w:pPr>
-      <w:r>
-        <w:rPr>
-          <w:rFonts w:ascii="Times New Roman" w:hAnsi="Times New Roman" w:cs="Times New Roman"/>
-          <w:sz w:val="24"/>
-          <w:szCs w:val="24"/>
-        </w:rPr>
-        <w:t>Que tipo de agulha magnética, possui a característica de estabilidade?</w:t>
-      </w:r>
-    </w:p>
-    <w:p>
-      <w:pPr>
-        <w:pStyle w:val="PargrafodaLista"/>
-        <w:numPr>
-          <w:ilvl w:val="0"/>
-          <w:numId w:val="1"/>
-        </w:numPr>
-        <w:spacing w:before="240" w:after="360"/>
-        <w:contextualSpacing w:val="0"/>
-        <w:jc w:val="both"/>
-        <w:rPr>
-          <w:rFonts w:ascii="Times New Roman" w:hAnsi="Times New Roman" w:cs="Times New Roman"/>
-          <w:sz w:val="24"/>
-          <w:szCs w:val="24"/>
-        </w:rPr>
-      </w:pPr>
-      <w:r>
-        <w:rPr>
-          <w:rFonts w:ascii="Times New Roman" w:hAnsi="Times New Roman" w:cs="Times New Roman"/>
-          <w:sz w:val="24"/>
-          <w:szCs w:val="24"/>
-        </w:rPr>
-        <w:t>Que tipo de agulha magnética, possui a característica de sensibilidade?</w:t>
-      </w:r>
-    </w:p>
-    <w:p>
-      <w:pPr>
-        <w:pStyle w:val="PargrafodaLista"/>
-        <w:numPr>
-          <w:ilvl w:val="0"/>
-          <w:numId w:val="1"/>
-        </w:numPr>
-        <w:spacing w:before="240" w:after="360"/>
-        <w:contextualSpacing w:val="0"/>
-        <w:jc w:val="both"/>
-        <w:rPr>
-          <w:rFonts w:ascii="Times New Roman" w:hAnsi="Times New Roman" w:cs="Times New Roman"/>
-          <w:sz w:val="24"/>
-          <w:szCs w:val="24"/>
-        </w:rPr>
-      </w:pPr>
-      <w:r>
-        <w:rPr>
-          <w:rFonts w:ascii="Times New Roman" w:hAnsi="Times New Roman" w:cs="Times New Roman"/>
-          <w:sz w:val="24"/>
-          <w:szCs w:val="24"/>
-        </w:rPr>
-        <w:t>Que tipo de carta é utilizada para planejar grandes derrotas oceânicas?</w:t>
-      </w:r>
-    </w:p>
-    <w:p>
-      <w:pPr>
-        <w:pStyle w:val="PargrafodaLista"/>
-        <w:numPr>
-          <w:ilvl w:val="0"/>
-          <w:numId w:val="1"/>
-        </w:numPr>
-        <w:spacing w:before="240" w:after="360"/>
-        <w:contextualSpacing w:val="0"/>
-        <w:jc w:val="both"/>
-        <w:rPr>
-          <w:rFonts w:ascii="Times New Roman" w:hAnsi="Times New Roman" w:cs="Times New Roman"/>
-          <w:sz w:val="24"/>
-          <w:szCs w:val="24"/>
-        </w:rPr>
-      </w:pPr>
-      <w:r>
-        <w:rPr>
-          <w:rFonts w:ascii="Times New Roman" w:hAnsi="Times New Roman" w:cs="Times New Roman"/>
-          <w:sz w:val="24"/>
-          <w:szCs w:val="24"/>
-        </w:rPr>
-        <w:t>Que tipo de carta náutica os meridianos convergem para as regiões polares, e os paralelos formam arcos concêntricos?</w:t>
-      </w:r>
-    </w:p>
-    <w:p>
-      <w:pPr>
-        <w:pStyle w:val="PargrafodaLista"/>
-        <w:numPr>
-          <w:ilvl w:val="0"/>
-          <w:numId w:val="1"/>
-        </w:numPr>
-        <w:spacing w:before="240" w:after="360"/>
-        <w:contextualSpacing w:val="0"/>
-        <w:jc w:val="both"/>
-        <w:rPr>
-          <w:rFonts w:ascii="Times New Roman" w:hAnsi="Times New Roman" w:cs="Times New Roman"/>
-          <w:sz w:val="24"/>
-          <w:szCs w:val="24"/>
-        </w:rPr>
-      </w:pPr>
-      <w:r>
-        <w:rPr>
-          <w:rFonts w:ascii="Times New Roman" w:hAnsi="Times New Roman" w:cs="Times New Roman"/>
-          <w:sz w:val="24"/>
-          <w:szCs w:val="24"/>
-        </w:rPr>
-        <w:t>Que tipo de carta náutica representa a superfície esférica da Terra sobre uma superfície plana tocante ao globo?</w:t>
-      </w:r>
-    </w:p>
-    <w:p>
-      <w:pPr>
-        <w:pStyle w:val="PargrafodaLista"/>
-        <w:numPr>
-          <w:ilvl w:val="0"/>
-          <w:numId w:val="1"/>
-        </w:numPr>
-        <w:spacing w:before="240" w:after="360"/>
-        <w:contextualSpacing w:val="0"/>
-        <w:jc w:val="both"/>
-        <w:rPr>
-          <w:rFonts w:ascii="Times New Roman" w:hAnsi="Times New Roman" w:cs="Times New Roman"/>
-          <w:sz w:val="24"/>
-          <w:szCs w:val="24"/>
-        </w:rPr>
-      </w:pPr>
-      <w:r>
-        <w:rPr>
-          <w:rFonts w:ascii="Times New Roman" w:hAnsi="Times New Roman" w:cs="Times New Roman"/>
-          <w:sz w:val="24"/>
-          <w:szCs w:val="24"/>
-        </w:rPr>
-        <w:t>Que tipo de carta náutica, à medida que se aproxima dos polos, as deformações aumentam, fazendo com que as regiões polares sejam exageradas em sua apresentação?</w:t>
-      </w:r>
-    </w:p>
-    <w:p>
-      <w:pPr>
-        <w:pStyle w:val="PargrafodaLista"/>
-        <w:numPr>
-          <w:ilvl w:val="0"/>
-          <w:numId w:val="1"/>
-        </w:numPr>
-        <w:spacing w:before="240" w:after="360"/>
-        <w:contextualSpacing w:val="0"/>
-        <w:jc w:val="both"/>
-        <w:rPr>
-          <w:rFonts w:ascii="Times New Roman" w:hAnsi="Times New Roman" w:cs="Times New Roman"/>
-          <w:sz w:val="24"/>
-          <w:szCs w:val="24"/>
-        </w:rPr>
-      </w:pPr>
-      <w:r>
-        <w:rPr>
-          <w:rFonts w:ascii="Times New Roman" w:hAnsi="Times New Roman" w:cs="Times New Roman"/>
-          <w:sz w:val="24"/>
-          <w:szCs w:val="24"/>
-        </w:rPr>
-        <w:t>Que tipo de carta náutica, as coordenadas geográficas formam círculos concêntricos?</w:t>
-      </w:r>
-    </w:p>
-    <w:p>
-      <w:pPr>
-        <w:pStyle w:val="PargrafodaLista"/>
-        <w:numPr>
-          <w:ilvl w:val="0"/>
-          <w:numId w:val="1"/>
-        </w:numPr>
-        <w:spacing w:before="240" w:after="360"/>
-        <w:contextualSpacing w:val="0"/>
-        <w:jc w:val="both"/>
-        <w:rPr>
-          <w:rFonts w:ascii="Times New Roman" w:hAnsi="Times New Roman" w:cs="Times New Roman"/>
-          <w:sz w:val="24"/>
-          <w:szCs w:val="24"/>
-        </w:rPr>
-      </w:pPr>
-      <w:r>
-        <w:rPr>
-          <w:rFonts w:ascii="Times New Roman" w:hAnsi="Times New Roman" w:cs="Times New Roman"/>
-          <w:sz w:val="24"/>
-          <w:szCs w:val="24"/>
-        </w:rPr>
-        <w:t>Que tipo de carta náutica, as coordenadas geográficas originam-se de um único ponto?</w:t>
-      </w:r>
-    </w:p>
-    <w:p>
-      <w:pPr>
-        <w:pStyle w:val="PargrafodaLista"/>
-        <w:numPr>
-          <w:ilvl w:val="0"/>
-          <w:numId w:val="1"/>
-        </w:numPr>
-        <w:spacing w:before="240" w:after="360"/>
-        <w:contextualSpacing w:val="0"/>
-        <w:jc w:val="both"/>
-        <w:rPr>
-          <w:rFonts w:ascii="Times New Roman" w:hAnsi="Times New Roman" w:cs="Times New Roman"/>
-          <w:sz w:val="24"/>
-          <w:szCs w:val="24"/>
-        </w:rPr>
-      </w:pPr>
-      <w:r>
-        <w:rPr>
-          <w:rFonts w:ascii="Times New Roman" w:hAnsi="Times New Roman" w:cs="Times New Roman"/>
-          <w:sz w:val="24"/>
-          <w:szCs w:val="24"/>
-        </w:rPr>
-        <w:t>Que tipo de carta náutica, as coordenadas geográficas são representadas por linhas retas que se encontram em ângulos retos?</w:t>
-      </w:r>
-    </w:p>
-    <w:p>
-      <w:pPr>
-        <w:pStyle w:val="PargrafodaLista"/>
-        <w:numPr>
-          <w:ilvl w:val="0"/>
-          <w:numId w:val="1"/>
-        </w:numPr>
-        <w:spacing w:before="240" w:after="360"/>
-        <w:contextualSpacing w:val="0"/>
-        <w:jc w:val="both"/>
-        <w:rPr>
-          <w:rFonts w:ascii="Times New Roman" w:hAnsi="Times New Roman" w:cs="Times New Roman"/>
-          <w:sz w:val="24"/>
-          <w:szCs w:val="24"/>
-        </w:rPr>
-      </w:pPr>
-      <w:r>
-        <w:rPr>
-          <w:rFonts w:ascii="Times New Roman" w:hAnsi="Times New Roman" w:cs="Times New Roman"/>
-          <w:sz w:val="24"/>
-          <w:szCs w:val="24"/>
-        </w:rPr>
-        <w:t>Que tipo de navegação se caracteriza por ser um segmento de um círculo máximo?</w:t>
-      </w:r>
-    </w:p>
-    <w:p>
-      <w:pPr>
-        <w:pStyle w:val="PargrafodaLista"/>
-        <w:numPr>
-          <w:ilvl w:val="0"/>
-          <w:numId w:val="1"/>
-        </w:numPr>
-        <w:spacing w:before="240" w:after="360"/>
-        <w:ind w:left="714" w:hanging="357"/>
-        <w:contextualSpacing w:val="0"/>
-        <w:jc w:val="both"/>
-        <w:rPr>
-          <w:rFonts w:ascii="Times New Roman" w:hAnsi="Times New Roman" w:cs="Times New Roman"/>
-          <w:sz w:val="24"/>
-          <w:szCs w:val="24"/>
-        </w:rPr>
-      </w:pPr>
-      <w:r>
-        <w:rPr>
-          <w:rFonts w:ascii="Times New Roman" w:hAnsi="Times New Roman" w:cs="Times New Roman"/>
-          <w:sz w:val="24"/>
-          <w:szCs w:val="24"/>
-        </w:rPr>
-        <w:t>Que tipo de navegação se caracteriza por ter a posição determinada em função de outra previamente conhecida, ser realizada em qualquer fase da navegação, mesmo tendo ou não visão de terra?</w:t>
-      </w:r>
-    </w:p>
-    <w:p>
-      <w:pPr>
-        <w:pStyle w:val="PargrafodaLista"/>
-        <w:numPr>
-          <w:ilvl w:val="0"/>
-          <w:numId w:val="1"/>
-        </w:numPr>
-        <w:spacing w:before="240" w:after="360"/>
-        <w:contextualSpacing w:val="0"/>
-        <w:jc w:val="both"/>
-        <w:rPr>
-          <w:rFonts w:ascii="Times New Roman" w:hAnsi="Times New Roman" w:cs="Times New Roman"/>
-          <w:sz w:val="24"/>
-          <w:szCs w:val="24"/>
-        </w:rPr>
-      </w:pPr>
-      <w:r>
-        <w:rPr>
-          <w:rFonts w:ascii="Times New Roman" w:hAnsi="Times New Roman" w:cs="Times New Roman"/>
-          <w:sz w:val="24"/>
-          <w:szCs w:val="24"/>
-        </w:rPr>
-        <w:lastRenderedPageBreak/>
-        <w:t>Sabendo-se que a circunferência da terra, medida no Equador, é de 40.000 quilômetros. Pergunta: qual a medida, aproximada, em metros de uma milha náutica? PS: Apresentar o cálculo que te levou ao resultado.</w:t>
+        <w:t>O que é L</w:t>
+      </w:r>
+      <w:r>
+        <w:rPr>
+          <w:rFonts w:ascii="Times New Roman" w:hAnsi="Times New Roman" w:cs="Times New Roman"/>
+          <w:sz w:val="24"/>
+          <w:szCs w:val="24"/>
+        </w:rPr>
+        <w:t>inha de Posição</w:t>
+      </w:r>
+      <w:r>
+        <w:rPr>
+          <w:rFonts w:ascii="Times New Roman" w:hAnsi="Times New Roman" w:cs="Times New Roman"/>
+          <w:sz w:val="24"/>
+          <w:szCs w:val="24"/>
+        </w:rPr>
+        <w:t>?</w:t>
       </w:r>
     </w:p>
     <w:p>
@@ -3772,7 +2488,57 @@
           <w:sz w:val="24"/>
           <w:szCs w:val="24"/>
         </w:rPr>
-        <w:t>Sabendo-se que uma embarcação navega sob o rumo verdadeiro de 056° e a declinação magnética para posição atual vale 13° W.  Qual seu rumo magnético?</w:t>
+        <w:t>O que é navegação estimada?</w:t>
+      </w:r>
+    </w:p>
+    <w:p>
+      <w:pPr>
+        <w:pStyle w:val="PargrafodaLista"/>
+        <w:numPr>
+          <w:ilvl w:val="0"/>
+          <w:numId w:val="1"/>
+        </w:numPr>
+        <w:spacing w:before="240" w:after="360"/>
+        <w:contextualSpacing w:val="0"/>
+        <w:jc w:val="both"/>
+        <w:rPr>
+          <w:rFonts w:ascii="Times New Roman" w:hAnsi="Times New Roman" w:cs="Times New Roman"/>
+          <w:sz w:val="24"/>
+          <w:szCs w:val="24"/>
+        </w:rPr>
+      </w:pPr>
+      <w:r>
+        <w:rPr>
+          <w:rFonts w:ascii="Times New Roman" w:hAnsi="Times New Roman" w:cs="Times New Roman"/>
+          <w:sz w:val="24"/>
+          <w:szCs w:val="24"/>
+        </w:rPr>
+        <w:t>O que é Precessão?</w:t>
+      </w:r>
+    </w:p>
+    <w:p>
+      <w:pPr>
+        <w:pStyle w:val="PargrafodaLista"/>
+        <w:numPr>
+          <w:ilvl w:val="0"/>
+          <w:numId w:val="1"/>
+        </w:numPr>
+        <w:spacing w:before="240" w:after="360"/>
+        <w:contextualSpacing w:val="0"/>
+        <w:jc w:val="both"/>
+        <w:rPr>
+          <w:rFonts w:ascii="Times New Roman" w:hAnsi="Times New Roman" w:cs="Times New Roman"/>
+          <w:sz w:val="24"/>
+          <w:szCs w:val="24"/>
+        </w:rPr>
+      </w:pPr>
+      <w:r>
+        <w:rPr>
+          <w:rFonts w:ascii="Times New Roman" w:hAnsi="Times New Roman" w:cs="Times New Roman"/>
+          <w:sz w:val="24"/>
+          <w:szCs w:val="24"/>
+        </w:rPr>
+        <w:t>O que é um Certificado de Compensação da Agulha Magnética?</w:t>
       </w:r>
     </w:p>
     <w:p>
@@ -3800,7 +2566,7 @@
           <w:sz w:val="24"/>
           <w:szCs w:val="24"/>
         </w:rPr>
-        <w:t>Sabendo-se que uma embarcação navega sob o rumo verdadeiro de 123° e a declinação magnética para posição atual vale 17° W.  Qual seu rumo magnético?</w:t>
+        <w:t>O que fazer se o triângulo de incerteza estiver próximo a uma área de perigo?</w:t>
       </w:r>
     </w:p>
     <w:p>
@@ -3828,7 +2594,432 @@
           <w:sz w:val="24"/>
           <w:szCs w:val="24"/>
         </w:rPr>
-        <w:t>Sabendo-se que uma embarcação navega sob o rumo verdadeiro de 234° e a declinação magnética para posição atual vale 20° E.  Qual seu rumo magnético?</w:t>
+        <w:t>O que fazer se o triângulo de incerteza for pequeno?</w:t>
+      </w:r>
+    </w:p>
+    <w:p>
+      <w:pPr>
+        <w:pStyle w:val="PargrafodaLista"/>
+        <w:numPr>
+          <w:ilvl w:val="0"/>
+          <w:numId w:val="1"/>
+        </w:numPr>
+        <w:spacing w:before="240" w:after="360"/>
+        <w:contextualSpacing w:val="0"/>
+        <w:jc w:val="both"/>
+        <w:rPr>
+          <w:rFonts w:ascii="Times New Roman" w:hAnsi="Times New Roman" w:cs="Times New Roman"/>
+          <w:sz w:val="24"/>
+          <w:szCs w:val="24"/>
+        </w:rPr>
+      </w:pPr>
+      <w:r>
+        <w:rPr>
+          <w:rFonts w:ascii="Times New Roman" w:hAnsi="Times New Roman" w:cs="Times New Roman"/>
+          <w:sz w:val="24"/>
+          <w:szCs w:val="24"/>
+        </w:rPr>
+        <w:t xml:space="preserve">Onde é empregada a Carta </w:t>
+      </w:r>
+      <w:proofErr w:type="spellStart"/>
+      <w:r>
+        <w:rPr>
+          <w:rFonts w:ascii="Times New Roman" w:hAnsi="Times New Roman" w:cs="Times New Roman"/>
+          <w:sz w:val="24"/>
+          <w:szCs w:val="24"/>
+        </w:rPr>
+        <w:t>Gnomônica</w:t>
+      </w:r>
+      <w:proofErr w:type="spellEnd"/>
+      <w:r>
+        <w:rPr>
+          <w:rFonts w:ascii="Times New Roman" w:hAnsi="Times New Roman" w:cs="Times New Roman"/>
+          <w:sz w:val="24"/>
+          <w:szCs w:val="24"/>
+        </w:rPr>
+        <w:t>?</w:t>
+      </w:r>
+    </w:p>
+    <w:p>
+      <w:pPr>
+        <w:pStyle w:val="PargrafodaLista"/>
+        <w:numPr>
+          <w:ilvl w:val="0"/>
+          <w:numId w:val="1"/>
+        </w:numPr>
+        <w:spacing w:before="240" w:after="360"/>
+        <w:contextualSpacing w:val="0"/>
+        <w:jc w:val="both"/>
+        <w:rPr>
+          <w:rFonts w:ascii="Times New Roman" w:hAnsi="Times New Roman" w:cs="Times New Roman"/>
+          <w:sz w:val="24"/>
+          <w:szCs w:val="24"/>
+        </w:rPr>
+      </w:pPr>
+      <w:r>
+        <w:rPr>
+          <w:rFonts w:ascii="Times New Roman" w:hAnsi="Times New Roman" w:cs="Times New Roman"/>
+          <w:sz w:val="24"/>
+          <w:szCs w:val="24"/>
+        </w:rPr>
+        <w:t>Onde é instalada a Agulha Magnética Padrão? Por que?</w:t>
+      </w:r>
+    </w:p>
+    <w:p>
+      <w:pPr>
+        <w:pStyle w:val="PargrafodaLista"/>
+        <w:numPr>
+          <w:ilvl w:val="0"/>
+          <w:numId w:val="1"/>
+        </w:numPr>
+        <w:spacing w:before="240" w:after="360"/>
+        <w:contextualSpacing w:val="0"/>
+        <w:jc w:val="both"/>
+        <w:rPr>
+          <w:rFonts w:ascii="Times New Roman" w:hAnsi="Times New Roman" w:cs="Times New Roman"/>
+          <w:sz w:val="24"/>
+          <w:szCs w:val="24"/>
+        </w:rPr>
+      </w:pPr>
+      <w:r>
+        <w:rPr>
+          <w:rFonts w:ascii="Times New Roman" w:hAnsi="Times New Roman" w:cs="Times New Roman"/>
+          <w:sz w:val="24"/>
+          <w:szCs w:val="24"/>
+        </w:rPr>
+        <w:t>Os polos magnéticos da terra são coincidentes com os polos geográficos da terra?</w:t>
+      </w:r>
+    </w:p>
+    <w:p>
+      <w:pPr>
+        <w:pStyle w:val="PargrafodaLista"/>
+        <w:numPr>
+          <w:ilvl w:val="0"/>
+          <w:numId w:val="1"/>
+        </w:numPr>
+        <w:spacing w:before="240" w:after="360"/>
+        <w:contextualSpacing w:val="0"/>
+        <w:jc w:val="both"/>
+        <w:rPr>
+          <w:rFonts w:ascii="Times New Roman" w:hAnsi="Times New Roman" w:cs="Times New Roman"/>
+          <w:sz w:val="24"/>
+          <w:szCs w:val="24"/>
+        </w:rPr>
+      </w:pPr>
+      <w:r>
+        <w:rPr>
+          <w:rFonts w:ascii="Times New Roman" w:hAnsi="Times New Roman" w:cs="Times New Roman"/>
+          <w:sz w:val="24"/>
+          <w:szCs w:val="24"/>
+        </w:rPr>
+        <w:t>Para que se destinam as cartas de trecho?</w:t>
+      </w:r>
+    </w:p>
+    <w:p>
+      <w:pPr>
+        <w:pStyle w:val="PargrafodaLista"/>
+        <w:numPr>
+          <w:ilvl w:val="0"/>
+          <w:numId w:val="1"/>
+        </w:numPr>
+        <w:spacing w:before="240" w:after="360"/>
+        <w:contextualSpacing w:val="0"/>
+        <w:jc w:val="both"/>
+        <w:rPr>
+          <w:rFonts w:ascii="Times New Roman" w:hAnsi="Times New Roman" w:cs="Times New Roman"/>
+          <w:sz w:val="24"/>
+          <w:szCs w:val="24"/>
+        </w:rPr>
+      </w:pPr>
+      <w:r>
+        <w:rPr>
+          <w:rFonts w:ascii="Times New Roman" w:hAnsi="Times New Roman" w:cs="Times New Roman"/>
+          <w:sz w:val="24"/>
+          <w:szCs w:val="24"/>
+        </w:rPr>
+        <w:t>Para que serve a Carta 12000?</w:t>
+      </w:r>
+    </w:p>
+    <w:p>
+      <w:pPr>
+        <w:pStyle w:val="PargrafodaLista"/>
+        <w:numPr>
+          <w:ilvl w:val="0"/>
+          <w:numId w:val="1"/>
+        </w:numPr>
+        <w:spacing w:before="240" w:after="360"/>
+        <w:contextualSpacing w:val="0"/>
+        <w:jc w:val="both"/>
+        <w:rPr>
+          <w:rFonts w:ascii="Times New Roman" w:hAnsi="Times New Roman" w:cs="Times New Roman"/>
+          <w:sz w:val="24"/>
+          <w:szCs w:val="24"/>
+        </w:rPr>
+      </w:pPr>
+      <w:r>
+        <w:rPr>
+          <w:rFonts w:ascii="Times New Roman" w:hAnsi="Times New Roman" w:cs="Times New Roman"/>
+          <w:sz w:val="24"/>
+          <w:szCs w:val="24"/>
+        </w:rPr>
+        <w:t>Para que serve a Carta 13003?</w:t>
+      </w:r>
+    </w:p>
+    <w:p>
+      <w:pPr>
+        <w:pStyle w:val="PargrafodaLista"/>
+        <w:numPr>
+          <w:ilvl w:val="0"/>
+          <w:numId w:val="1"/>
+        </w:numPr>
+        <w:spacing w:before="240" w:after="360"/>
+        <w:contextualSpacing w:val="0"/>
+        <w:jc w:val="both"/>
+        <w:rPr>
+          <w:rFonts w:ascii="Times New Roman" w:hAnsi="Times New Roman" w:cs="Times New Roman"/>
+          <w:sz w:val="24"/>
+          <w:szCs w:val="24"/>
+        </w:rPr>
+      </w:pPr>
+      <w:r>
+        <w:rPr>
+          <w:rFonts w:ascii="Times New Roman" w:hAnsi="Times New Roman" w:cs="Times New Roman"/>
+          <w:sz w:val="24"/>
+          <w:szCs w:val="24"/>
+        </w:rPr>
+        <w:t>Para que serve a Carta Piloto?</w:t>
+      </w:r>
+    </w:p>
+    <w:p>
+      <w:pPr>
+        <w:pStyle w:val="PargrafodaLista"/>
+        <w:numPr>
+          <w:ilvl w:val="0"/>
+          <w:numId w:val="1"/>
+        </w:numPr>
+        <w:spacing w:before="240" w:after="360"/>
+        <w:contextualSpacing w:val="0"/>
+        <w:jc w:val="both"/>
+        <w:rPr>
+          <w:rFonts w:ascii="Times New Roman" w:hAnsi="Times New Roman" w:cs="Times New Roman"/>
+          <w:sz w:val="24"/>
+          <w:szCs w:val="24"/>
+        </w:rPr>
+      </w:pPr>
+      <w:r>
+        <w:rPr>
+          <w:rFonts w:ascii="Times New Roman" w:hAnsi="Times New Roman" w:cs="Times New Roman"/>
+          <w:sz w:val="24"/>
+          <w:szCs w:val="24"/>
+        </w:rPr>
+        <w:t>Quais as características que podem possuir uma agulha magnética?</w:t>
+      </w:r>
+    </w:p>
+    <w:p>
+      <w:pPr>
+        <w:pStyle w:val="PargrafodaLista"/>
+        <w:numPr>
+          <w:ilvl w:val="0"/>
+          <w:numId w:val="1"/>
+        </w:numPr>
+        <w:spacing w:before="240" w:after="360"/>
+        <w:contextualSpacing w:val="0"/>
+        <w:jc w:val="both"/>
+        <w:rPr>
+          <w:rFonts w:ascii="Times New Roman" w:hAnsi="Times New Roman" w:cs="Times New Roman"/>
+          <w:sz w:val="24"/>
+          <w:szCs w:val="24"/>
+        </w:rPr>
+      </w:pPr>
+      <w:r>
+        <w:rPr>
+          <w:rFonts w:ascii="Times New Roman" w:hAnsi="Times New Roman" w:cs="Times New Roman"/>
+          <w:sz w:val="24"/>
+          <w:szCs w:val="24"/>
+        </w:rPr>
+        <w:t>Quais os tipos de agulha utilizadas na navegação?</w:t>
+      </w:r>
+    </w:p>
+    <w:p>
+      <w:pPr>
+        <w:pStyle w:val="PargrafodaLista"/>
+        <w:numPr>
+          <w:ilvl w:val="0"/>
+          <w:numId w:val="1"/>
+        </w:numPr>
+        <w:spacing w:before="240" w:after="360"/>
+        <w:contextualSpacing w:val="0"/>
+        <w:jc w:val="both"/>
+        <w:rPr>
+          <w:rFonts w:ascii="Times New Roman" w:hAnsi="Times New Roman" w:cs="Times New Roman"/>
+          <w:sz w:val="24"/>
+          <w:szCs w:val="24"/>
+        </w:rPr>
+      </w:pPr>
+      <w:r>
+        <w:rPr>
+          <w:rFonts w:ascii="Times New Roman" w:hAnsi="Times New Roman" w:cs="Times New Roman"/>
+          <w:sz w:val="24"/>
+          <w:szCs w:val="24"/>
+        </w:rPr>
+        <w:t>Quais são os dados necessários para se determinar a velocidade de uma embarcação?</w:t>
+      </w:r>
+    </w:p>
+    <w:p>
+      <w:pPr>
+        <w:pStyle w:val="PargrafodaLista"/>
+        <w:numPr>
+          <w:ilvl w:val="0"/>
+          <w:numId w:val="1"/>
+        </w:numPr>
+        <w:spacing w:before="240" w:after="360"/>
+        <w:ind w:left="714" w:hanging="357"/>
+        <w:contextualSpacing w:val="0"/>
+        <w:jc w:val="both"/>
+        <w:rPr>
+          <w:rFonts w:ascii="Times New Roman" w:hAnsi="Times New Roman" w:cs="Times New Roman"/>
+          <w:sz w:val="24"/>
+          <w:szCs w:val="24"/>
+        </w:rPr>
+      </w:pPr>
+      <w:r>
+        <w:rPr>
+          <w:rFonts w:ascii="Times New Roman" w:hAnsi="Times New Roman" w:cs="Times New Roman"/>
+          <w:sz w:val="24"/>
+          <w:szCs w:val="24"/>
+        </w:rPr>
+        <w:t>Quais são os pontos Cardeais?</w:t>
+      </w:r>
+    </w:p>
+    <w:p>
+      <w:pPr>
+        <w:pStyle w:val="PargrafodaLista"/>
+        <w:numPr>
+          <w:ilvl w:val="0"/>
+          <w:numId w:val="1"/>
+        </w:numPr>
+        <w:spacing w:before="240" w:after="360"/>
+        <w:ind w:left="714" w:hanging="357"/>
+        <w:contextualSpacing w:val="0"/>
+        <w:jc w:val="both"/>
+        <w:rPr>
+          <w:rFonts w:ascii="Times New Roman" w:hAnsi="Times New Roman" w:cs="Times New Roman"/>
+          <w:sz w:val="24"/>
+          <w:szCs w:val="24"/>
+        </w:rPr>
+      </w:pPr>
+      <w:r>
+        <w:rPr>
+          <w:rFonts w:ascii="Times New Roman" w:hAnsi="Times New Roman" w:cs="Times New Roman"/>
+          <w:sz w:val="24"/>
+          <w:szCs w:val="24"/>
+        </w:rPr>
+        <w:t>Quais são os pontos Colaterais?</w:t>
+      </w:r>
+    </w:p>
+    <w:p>
+      <w:pPr>
+        <w:pStyle w:val="PargrafodaLista"/>
+        <w:numPr>
+          <w:ilvl w:val="0"/>
+          <w:numId w:val="1"/>
+        </w:numPr>
+        <w:spacing w:before="240" w:after="360"/>
+        <w:ind w:left="714" w:hanging="357"/>
+        <w:contextualSpacing w:val="0"/>
+        <w:jc w:val="both"/>
+        <w:rPr>
+          <w:rFonts w:ascii="Times New Roman" w:hAnsi="Times New Roman" w:cs="Times New Roman"/>
+          <w:sz w:val="24"/>
+          <w:szCs w:val="24"/>
+        </w:rPr>
+      </w:pPr>
+      <w:r>
+        <w:rPr>
+          <w:rFonts w:ascii="Times New Roman" w:hAnsi="Times New Roman" w:cs="Times New Roman"/>
+          <w:sz w:val="24"/>
+          <w:szCs w:val="24"/>
+        </w:rPr>
+        <w:lastRenderedPageBreak/>
+        <w:t>Quais são os pontos Laterais?</w:t>
+      </w:r>
+    </w:p>
+    <w:p>
+      <w:pPr>
+        <w:pStyle w:val="PargrafodaLista"/>
+        <w:numPr>
+          <w:ilvl w:val="0"/>
+          <w:numId w:val="1"/>
+        </w:numPr>
+        <w:spacing w:before="240" w:after="360"/>
+        <w:ind w:left="714" w:hanging="357"/>
+        <w:contextualSpacing w:val="0"/>
+        <w:jc w:val="both"/>
+        <w:rPr>
+          <w:rFonts w:ascii="Times New Roman" w:hAnsi="Times New Roman" w:cs="Times New Roman"/>
+          <w:sz w:val="24"/>
+          <w:szCs w:val="24"/>
+        </w:rPr>
+      </w:pPr>
+      <w:r>
+        <w:rPr>
+          <w:rFonts w:ascii="Times New Roman" w:hAnsi="Times New Roman" w:cs="Times New Roman"/>
+          <w:sz w:val="24"/>
+          <w:szCs w:val="24"/>
+        </w:rPr>
+        <w:t>Quais são os tipos e métodos conhecidos de navegação?</w:t>
+      </w:r>
+    </w:p>
+    <w:p>
+      <w:pPr>
+        <w:pStyle w:val="PargrafodaLista"/>
+        <w:numPr>
+          <w:ilvl w:val="0"/>
+          <w:numId w:val="1"/>
+        </w:numPr>
+        <w:spacing w:before="240" w:after="360"/>
+        <w:ind w:left="714" w:hanging="357"/>
+        <w:contextualSpacing w:val="0"/>
+        <w:jc w:val="both"/>
+        <w:rPr>
+          <w:rFonts w:ascii="Times New Roman" w:hAnsi="Times New Roman" w:cs="Times New Roman"/>
+          <w:sz w:val="24"/>
+          <w:szCs w:val="24"/>
+        </w:rPr>
+      </w:pPr>
+      <w:r>
+        <w:rPr>
+          <w:rFonts w:ascii="Times New Roman" w:hAnsi="Times New Roman" w:cs="Times New Roman"/>
+          <w:sz w:val="24"/>
+          <w:szCs w:val="24"/>
+        </w:rPr>
+        <w:t>Qual a diferença entre a navegação costeira e a navegação em águas restritas?</w:t>
+      </w:r>
+    </w:p>
+    <w:p>
+      <w:pPr>
+        <w:pStyle w:val="PargrafodaLista"/>
+        <w:numPr>
+          <w:ilvl w:val="0"/>
+          <w:numId w:val="1"/>
+        </w:numPr>
+        <w:spacing w:before="240" w:after="360"/>
+        <w:ind w:left="714" w:hanging="357"/>
+        <w:contextualSpacing w:val="0"/>
+        <w:jc w:val="both"/>
+        <w:rPr>
+          <w:rFonts w:ascii="Times New Roman" w:hAnsi="Times New Roman" w:cs="Times New Roman"/>
+          <w:sz w:val="24"/>
+          <w:szCs w:val="24"/>
+        </w:rPr>
+      </w:pPr>
+      <w:r>
+        <w:rPr>
+          <w:rFonts w:ascii="Times New Roman" w:hAnsi="Times New Roman" w:cs="Times New Roman"/>
+          <w:sz w:val="24"/>
+          <w:szCs w:val="24"/>
+        </w:rPr>
+        <w:t>Qual a diferença entre círculos máximos e círculos menores?</w:t>
       </w:r>
     </w:p>
     <w:p>
@@ -3856,6 +3047,1074 @@
           <w:sz w:val="24"/>
           <w:szCs w:val="24"/>
         </w:rPr>
+        <w:t>Qual a diferença entre derrota simples e derrota composta?</w:t>
+      </w:r>
+    </w:p>
+    <w:p>
+      <w:pPr>
+        <w:pStyle w:val="PargrafodaLista"/>
+        <w:numPr>
+          <w:ilvl w:val="0"/>
+          <w:numId w:val="1"/>
+        </w:numPr>
+        <w:tabs>
+          <w:tab w:val="left" w:pos="851"/>
+        </w:tabs>
+        <w:spacing w:before="240" w:after="360"/>
+        <w:contextualSpacing w:val="0"/>
+        <w:jc w:val="both"/>
+        <w:rPr>
+          <w:rFonts w:ascii="Times New Roman" w:hAnsi="Times New Roman" w:cs="Times New Roman"/>
+          <w:sz w:val="24"/>
+          <w:szCs w:val="24"/>
+        </w:rPr>
+      </w:pPr>
+      <w:r>
+        <w:rPr>
+          <w:rFonts w:ascii="Times New Roman" w:hAnsi="Times New Roman" w:cs="Times New Roman"/>
+          <w:sz w:val="24"/>
+          <w:szCs w:val="24"/>
+        </w:rPr>
+        <w:t>Qual a diferença entre: Rumo Magnético e Rumo da Agulha?</w:t>
+      </w:r>
+    </w:p>
+    <w:p>
+      <w:pPr>
+        <w:pStyle w:val="PargrafodaLista"/>
+        <w:numPr>
+          <w:ilvl w:val="0"/>
+          <w:numId w:val="1"/>
+        </w:numPr>
+        <w:tabs>
+          <w:tab w:val="left" w:pos="851"/>
+        </w:tabs>
+        <w:spacing w:before="240" w:after="360"/>
+        <w:contextualSpacing w:val="0"/>
+        <w:jc w:val="both"/>
+        <w:rPr>
+          <w:rFonts w:ascii="Times New Roman" w:hAnsi="Times New Roman" w:cs="Times New Roman"/>
+          <w:sz w:val="24"/>
+          <w:szCs w:val="24"/>
+        </w:rPr>
+      </w:pPr>
+      <w:r>
+        <w:rPr>
+          <w:rFonts w:ascii="Times New Roman" w:hAnsi="Times New Roman" w:cs="Times New Roman"/>
+          <w:sz w:val="24"/>
+          <w:szCs w:val="24"/>
+        </w:rPr>
+        <w:t>Qual a diferença entre: Rumo Verdadeiro e Rumo Magnético?</w:t>
+      </w:r>
+    </w:p>
+    <w:p>
+      <w:pPr>
+        <w:pStyle w:val="PargrafodaLista"/>
+        <w:numPr>
+          <w:ilvl w:val="0"/>
+          <w:numId w:val="1"/>
+        </w:numPr>
+        <w:spacing w:before="240" w:after="360"/>
+        <w:contextualSpacing w:val="0"/>
+        <w:jc w:val="both"/>
+        <w:rPr>
+          <w:rFonts w:ascii="Times New Roman" w:hAnsi="Times New Roman" w:cs="Times New Roman"/>
+          <w:sz w:val="24"/>
+          <w:szCs w:val="24"/>
+        </w:rPr>
+      </w:pPr>
+      <w:r>
+        <w:rPr>
+          <w:rFonts w:ascii="Times New Roman" w:hAnsi="Times New Roman" w:cs="Times New Roman"/>
+          <w:sz w:val="24"/>
+          <w:szCs w:val="24"/>
+        </w:rPr>
+        <w:t>Qual a Longitude máxima para o leste e qual a Longitude máxima para o oeste?</w:t>
+      </w:r>
+    </w:p>
+    <w:p>
+      <w:pPr>
+        <w:pStyle w:val="PargrafodaLista"/>
+        <w:numPr>
+          <w:ilvl w:val="0"/>
+          <w:numId w:val="1"/>
+        </w:numPr>
+        <w:spacing w:before="240" w:after="360"/>
+        <w:contextualSpacing w:val="0"/>
+        <w:jc w:val="both"/>
+        <w:rPr>
+          <w:rFonts w:ascii="Times New Roman" w:hAnsi="Times New Roman" w:cs="Times New Roman"/>
+          <w:sz w:val="24"/>
+          <w:szCs w:val="24"/>
+        </w:rPr>
+      </w:pPr>
+      <w:r>
+        <w:rPr>
+          <w:rFonts w:ascii="Times New Roman" w:hAnsi="Times New Roman" w:cs="Times New Roman"/>
+          <w:sz w:val="24"/>
+          <w:szCs w:val="24"/>
+        </w:rPr>
+        <w:t>Qual das agulhas acima é utilizada a borda das embarcações? Por que?</w:t>
+      </w:r>
+    </w:p>
+    <w:p>
+      <w:pPr>
+        <w:pStyle w:val="PargrafodaLista"/>
+        <w:numPr>
+          <w:ilvl w:val="0"/>
+          <w:numId w:val="1"/>
+        </w:numPr>
+        <w:spacing w:before="240" w:after="360"/>
+        <w:contextualSpacing w:val="0"/>
+        <w:jc w:val="both"/>
+        <w:rPr>
+          <w:rFonts w:ascii="Times New Roman" w:hAnsi="Times New Roman" w:cs="Times New Roman"/>
+          <w:sz w:val="24"/>
+          <w:szCs w:val="24"/>
+        </w:rPr>
+      </w:pPr>
+      <w:r>
+        <w:rPr>
+          <w:rFonts w:ascii="Times New Roman" w:hAnsi="Times New Roman" w:cs="Times New Roman"/>
+          <w:sz w:val="24"/>
+          <w:szCs w:val="24"/>
+        </w:rPr>
+        <w:t>Qual das duas projeções é a mais utilizada na navegação?</w:t>
+      </w:r>
+    </w:p>
+    <w:p>
+      <w:pPr>
+        <w:pStyle w:val="PargrafodaLista"/>
+        <w:numPr>
+          <w:ilvl w:val="0"/>
+          <w:numId w:val="1"/>
+        </w:numPr>
+        <w:spacing w:before="240" w:after="360"/>
+        <w:contextualSpacing w:val="0"/>
+        <w:jc w:val="both"/>
+        <w:rPr>
+          <w:rFonts w:ascii="Times New Roman" w:hAnsi="Times New Roman" w:cs="Times New Roman"/>
+          <w:sz w:val="24"/>
+          <w:szCs w:val="24"/>
+        </w:rPr>
+      </w:pPr>
+      <w:r>
+        <w:rPr>
+          <w:rFonts w:ascii="Times New Roman" w:hAnsi="Times New Roman" w:cs="Times New Roman"/>
+          <w:sz w:val="24"/>
+          <w:szCs w:val="24"/>
+        </w:rPr>
+        <w:t>Qual é a causa dos desvios da agulha magnética instalada a bordo?</w:t>
+      </w:r>
+    </w:p>
+    <w:p>
+      <w:pPr>
+        <w:pStyle w:val="PargrafodaLista"/>
+        <w:numPr>
+          <w:ilvl w:val="0"/>
+          <w:numId w:val="1"/>
+        </w:numPr>
+        <w:spacing w:before="240" w:after="360"/>
+        <w:contextualSpacing w:val="0"/>
+        <w:jc w:val="both"/>
+        <w:rPr>
+          <w:rFonts w:ascii="Times New Roman" w:hAnsi="Times New Roman" w:cs="Times New Roman"/>
+          <w:sz w:val="24"/>
+          <w:szCs w:val="24"/>
+        </w:rPr>
+      </w:pPr>
+      <w:r>
+        <w:rPr>
+          <w:rFonts w:ascii="Times New Roman" w:hAnsi="Times New Roman" w:cs="Times New Roman"/>
+          <w:sz w:val="24"/>
+          <w:szCs w:val="24"/>
+        </w:rPr>
+        <w:t>Qual é a finalidade da compensação da agulha magnética?</w:t>
+      </w:r>
+    </w:p>
+    <w:p>
+      <w:pPr>
+        <w:pStyle w:val="PargrafodaLista"/>
+        <w:numPr>
+          <w:ilvl w:val="0"/>
+          <w:numId w:val="1"/>
+        </w:numPr>
+        <w:spacing w:before="240" w:after="360"/>
+        <w:contextualSpacing w:val="0"/>
+        <w:jc w:val="both"/>
+        <w:rPr>
+          <w:rFonts w:ascii="Times New Roman" w:hAnsi="Times New Roman" w:cs="Times New Roman"/>
+          <w:sz w:val="24"/>
+          <w:szCs w:val="24"/>
+        </w:rPr>
+      </w:pPr>
+      <w:r>
+        <w:rPr>
+          <w:rFonts w:ascii="Times New Roman" w:hAnsi="Times New Roman" w:cs="Times New Roman"/>
+          <w:sz w:val="24"/>
+          <w:szCs w:val="24"/>
+        </w:rPr>
+        <w:t>Qual é a finalidade da compensação da agulha magnética?</w:t>
+      </w:r>
+    </w:p>
+    <w:p>
+      <w:pPr>
+        <w:pStyle w:val="PargrafodaLista"/>
+        <w:numPr>
+          <w:ilvl w:val="0"/>
+          <w:numId w:val="1"/>
+        </w:numPr>
+        <w:tabs>
+          <w:tab w:val="left" w:pos="851"/>
+        </w:tabs>
+        <w:spacing w:before="240" w:after="360"/>
+        <w:contextualSpacing w:val="0"/>
+        <w:jc w:val="both"/>
+        <w:rPr>
+          <w:rFonts w:ascii="Times New Roman" w:hAnsi="Times New Roman" w:cs="Times New Roman"/>
+          <w:sz w:val="24"/>
+          <w:szCs w:val="24"/>
+        </w:rPr>
+      </w:pPr>
+      <w:r>
+        <w:rPr>
+          <w:rFonts w:ascii="Times New Roman" w:hAnsi="Times New Roman" w:cs="Times New Roman"/>
+          <w:sz w:val="24"/>
+          <w:szCs w:val="24"/>
+        </w:rPr>
+        <w:t>Qual é a fórmula matemática da variação total (VT) da agulha magnética?</w:t>
+      </w:r>
+    </w:p>
+    <w:p>
+      <w:pPr>
+        <w:pStyle w:val="PargrafodaLista"/>
+        <w:numPr>
+          <w:ilvl w:val="0"/>
+          <w:numId w:val="1"/>
+        </w:numPr>
+        <w:spacing w:before="240" w:after="360"/>
+        <w:contextualSpacing w:val="0"/>
+        <w:jc w:val="both"/>
+        <w:rPr>
+          <w:rFonts w:ascii="Times New Roman" w:hAnsi="Times New Roman" w:cs="Times New Roman"/>
+          <w:sz w:val="24"/>
+          <w:szCs w:val="24"/>
+        </w:rPr>
+      </w:pPr>
+      <w:r>
+        <w:rPr>
+          <w:rFonts w:ascii="Times New Roman" w:hAnsi="Times New Roman" w:cs="Times New Roman"/>
+          <w:sz w:val="24"/>
+          <w:szCs w:val="24"/>
+        </w:rPr>
+        <w:t xml:space="preserve">Qual é a latitude do Polo Norte? </w:t>
+      </w:r>
+    </w:p>
+    <w:p>
+      <w:pPr>
+        <w:pStyle w:val="PargrafodaLista"/>
+        <w:numPr>
+          <w:ilvl w:val="0"/>
+          <w:numId w:val="1"/>
+        </w:numPr>
+        <w:spacing w:before="240" w:after="360"/>
+        <w:contextualSpacing w:val="0"/>
+        <w:jc w:val="both"/>
+        <w:rPr>
+          <w:rFonts w:ascii="Times New Roman" w:hAnsi="Times New Roman" w:cs="Times New Roman"/>
+          <w:sz w:val="24"/>
+          <w:szCs w:val="24"/>
+        </w:rPr>
+      </w:pPr>
+      <w:r>
+        <w:rPr>
+          <w:rFonts w:ascii="Times New Roman" w:hAnsi="Times New Roman" w:cs="Times New Roman"/>
+          <w:sz w:val="24"/>
+          <w:szCs w:val="24"/>
+        </w:rPr>
+        <w:t>Qual é a Latitude máxima para o norte e qual a longitude máxima para o sul?</w:t>
+      </w:r>
+    </w:p>
+    <w:p>
+      <w:pPr>
+        <w:pStyle w:val="PargrafodaLista"/>
+        <w:numPr>
+          <w:ilvl w:val="0"/>
+          <w:numId w:val="1"/>
+        </w:numPr>
+        <w:tabs>
+          <w:tab w:val="left" w:pos="851"/>
+        </w:tabs>
+        <w:spacing w:before="240" w:after="360"/>
+        <w:contextualSpacing w:val="0"/>
+        <w:jc w:val="both"/>
+        <w:rPr>
+          <w:rFonts w:ascii="Times New Roman" w:hAnsi="Times New Roman" w:cs="Times New Roman"/>
+          <w:sz w:val="24"/>
+          <w:szCs w:val="24"/>
+        </w:rPr>
+      </w:pPr>
+      <w:r>
+        <w:rPr>
+          <w:rFonts w:ascii="Times New Roman" w:hAnsi="Times New Roman" w:cs="Times New Roman"/>
+          <w:sz w:val="24"/>
+          <w:szCs w:val="24"/>
+        </w:rPr>
+        <w:t>Qual é a Linha de Posição (LDP) de maior precisão e não necessita de nenhum instrumento para ser obtida?</w:t>
+      </w:r>
+    </w:p>
+    <w:p>
+      <w:pPr>
+        <w:pStyle w:val="PargrafodaLista"/>
+        <w:numPr>
+          <w:ilvl w:val="0"/>
+          <w:numId w:val="1"/>
+        </w:numPr>
+        <w:spacing w:before="240" w:after="360"/>
+        <w:contextualSpacing w:val="0"/>
+        <w:jc w:val="both"/>
+        <w:rPr>
+          <w:rFonts w:ascii="Times New Roman" w:hAnsi="Times New Roman" w:cs="Times New Roman"/>
+          <w:sz w:val="24"/>
+          <w:szCs w:val="24"/>
+        </w:rPr>
+      </w:pPr>
+      <w:r>
+        <w:rPr>
+          <w:rFonts w:ascii="Times New Roman" w:hAnsi="Times New Roman" w:cs="Times New Roman"/>
+          <w:sz w:val="24"/>
+          <w:szCs w:val="24"/>
+        </w:rPr>
+        <w:t>Qual o nome dado ao ângulo formado entre a direção do norte verdadeiro e do norte magnético, contado a partir do norte verdadeiro para leste (E) ou para oeste (W)?</w:t>
+      </w:r>
+    </w:p>
+    <w:p>
+      <w:pPr>
+        <w:pStyle w:val="PargrafodaLista"/>
+        <w:numPr>
+          <w:ilvl w:val="0"/>
+          <w:numId w:val="1"/>
+        </w:numPr>
+        <w:spacing w:before="240" w:after="360"/>
+        <w:ind w:left="714" w:hanging="357"/>
+        <w:contextualSpacing w:val="0"/>
+        <w:jc w:val="both"/>
+        <w:rPr>
+          <w:rFonts w:ascii="Times New Roman" w:hAnsi="Times New Roman" w:cs="Times New Roman"/>
+          <w:sz w:val="24"/>
+          <w:szCs w:val="24"/>
+        </w:rPr>
+      </w:pPr>
+      <w:r>
+        <w:rPr>
+          <w:rFonts w:ascii="Times New Roman" w:hAnsi="Times New Roman" w:cs="Times New Roman"/>
+          <w:sz w:val="24"/>
+          <w:szCs w:val="24"/>
+        </w:rPr>
+        <w:lastRenderedPageBreak/>
+        <w:t>Qual o nome dado ao círculo máximo que divide a Terra em hemisfério leste (E) e hemisfério oeste (W)?</w:t>
+      </w:r>
+    </w:p>
+    <w:p>
+      <w:pPr>
+        <w:pStyle w:val="PargrafodaLista"/>
+        <w:numPr>
+          <w:ilvl w:val="0"/>
+          <w:numId w:val="1"/>
+        </w:numPr>
+        <w:spacing w:before="240" w:after="360"/>
+        <w:ind w:left="714" w:hanging="357"/>
+        <w:contextualSpacing w:val="0"/>
+        <w:jc w:val="both"/>
+        <w:rPr>
+          <w:rFonts w:ascii="Times New Roman" w:hAnsi="Times New Roman" w:cs="Times New Roman"/>
+          <w:sz w:val="24"/>
+          <w:szCs w:val="24"/>
+        </w:rPr>
+      </w:pPr>
+      <w:r>
+        <w:rPr>
+          <w:rFonts w:ascii="Times New Roman" w:hAnsi="Times New Roman" w:cs="Times New Roman"/>
+          <w:sz w:val="24"/>
+          <w:szCs w:val="24"/>
+        </w:rPr>
+        <w:t>Qual o nome dado ao círculo máximo que divide a terra em hemisfério Norte (N) e hemisfério sul (S)?</w:t>
+      </w:r>
+    </w:p>
+    <w:p>
+      <w:pPr>
+        <w:pStyle w:val="PargrafodaLista"/>
+        <w:numPr>
+          <w:ilvl w:val="0"/>
+          <w:numId w:val="1"/>
+        </w:numPr>
+        <w:spacing w:before="240" w:after="360"/>
+        <w:contextualSpacing w:val="0"/>
+        <w:jc w:val="both"/>
+        <w:rPr>
+          <w:rFonts w:ascii="Times New Roman" w:hAnsi="Times New Roman" w:cs="Times New Roman"/>
+          <w:sz w:val="24"/>
+          <w:szCs w:val="24"/>
+        </w:rPr>
+      </w:pPr>
+      <w:r>
+        <w:rPr>
+          <w:rFonts w:ascii="Times New Roman" w:hAnsi="Times New Roman" w:cs="Times New Roman"/>
+          <w:sz w:val="24"/>
+          <w:szCs w:val="24"/>
+        </w:rPr>
+        <w:t>Qual o tipo de navegação que se caracteriza por ter sua trajetória descrita na superfície terrestre que forma com todos os meridianos que cruza ângulos iguais?</w:t>
+      </w:r>
+    </w:p>
+    <w:p>
+      <w:pPr>
+        <w:pStyle w:val="PargrafodaLista"/>
+        <w:numPr>
+          <w:ilvl w:val="0"/>
+          <w:numId w:val="1"/>
+        </w:numPr>
+        <w:tabs>
+          <w:tab w:val="left" w:pos="851"/>
+        </w:tabs>
+        <w:spacing w:before="240" w:after="360"/>
+        <w:contextualSpacing w:val="0"/>
+        <w:jc w:val="both"/>
+        <w:rPr>
+          <w:rFonts w:ascii="Times New Roman" w:hAnsi="Times New Roman" w:cs="Times New Roman"/>
+          <w:sz w:val="24"/>
+          <w:szCs w:val="24"/>
+        </w:rPr>
+      </w:pPr>
+      <w:r>
+        <w:rPr>
+          <w:rFonts w:ascii="Times New Roman" w:hAnsi="Times New Roman" w:cs="Times New Roman"/>
+          <w:sz w:val="24"/>
+          <w:szCs w:val="24"/>
+        </w:rPr>
+        <w:t>Quando se deve plotar uma posição estimada?</w:t>
+      </w:r>
+    </w:p>
+    <w:p>
+      <w:pPr>
+        <w:pStyle w:val="PargrafodaLista"/>
+        <w:numPr>
+          <w:ilvl w:val="0"/>
+          <w:numId w:val="1"/>
+        </w:numPr>
+        <w:spacing w:before="240" w:after="360"/>
+        <w:contextualSpacing w:val="0"/>
+        <w:jc w:val="both"/>
+        <w:rPr>
+          <w:rFonts w:ascii="Times New Roman" w:hAnsi="Times New Roman" w:cs="Times New Roman"/>
+          <w:sz w:val="24"/>
+          <w:szCs w:val="24"/>
+        </w:rPr>
+      </w:pPr>
+      <w:r>
+        <w:rPr>
+          <w:rFonts w:ascii="Times New Roman" w:hAnsi="Times New Roman" w:cs="Times New Roman"/>
+          <w:sz w:val="24"/>
+          <w:szCs w:val="24"/>
+        </w:rPr>
+        <w:t>Que carta apresenta todos os fusos horários existentes na terra?</w:t>
+      </w:r>
+    </w:p>
+    <w:p>
+      <w:pPr>
+        <w:pStyle w:val="PargrafodaLista"/>
+        <w:numPr>
+          <w:ilvl w:val="0"/>
+          <w:numId w:val="1"/>
+        </w:numPr>
+        <w:spacing w:before="240" w:after="360"/>
+        <w:ind w:left="714" w:hanging="357"/>
+        <w:contextualSpacing w:val="0"/>
+        <w:jc w:val="both"/>
+        <w:rPr>
+          <w:rFonts w:ascii="Times New Roman" w:hAnsi="Times New Roman" w:cs="Times New Roman"/>
+          <w:sz w:val="24"/>
+          <w:szCs w:val="24"/>
+        </w:rPr>
+      </w:pPr>
+      <w:r>
+        <w:rPr>
+          <w:rFonts w:ascii="Times New Roman" w:hAnsi="Times New Roman" w:cs="Times New Roman"/>
+          <w:sz w:val="24"/>
+          <w:szCs w:val="24"/>
+        </w:rPr>
+        <w:t>Que círculo possui essas características: círculo máximo, passa pelo Polo Norte e pelo Polo Sul e é perpendicular ao Equador?</w:t>
+      </w:r>
+    </w:p>
+    <w:p>
+      <w:pPr>
+        <w:pStyle w:val="PargrafodaLista"/>
+        <w:numPr>
+          <w:ilvl w:val="0"/>
+          <w:numId w:val="1"/>
+        </w:numPr>
+        <w:tabs>
+          <w:tab w:val="left" w:pos="851"/>
+        </w:tabs>
+        <w:spacing w:before="240" w:after="360"/>
+        <w:contextualSpacing w:val="0"/>
+        <w:jc w:val="both"/>
+        <w:rPr>
+          <w:rFonts w:ascii="Times New Roman" w:hAnsi="Times New Roman" w:cs="Times New Roman"/>
+          <w:sz w:val="24"/>
+          <w:szCs w:val="24"/>
+        </w:rPr>
+      </w:pPr>
+      <w:r>
+        <w:rPr>
+          <w:rFonts w:ascii="Times New Roman" w:hAnsi="Times New Roman" w:cs="Times New Roman"/>
+          <w:sz w:val="24"/>
+          <w:szCs w:val="24"/>
+        </w:rPr>
+        <w:t>Que Linha de Posição necessita que o oficial de quarto saiba o calado do navio?</w:t>
+      </w:r>
+    </w:p>
+    <w:p>
+      <w:pPr>
+        <w:pStyle w:val="PargrafodaLista"/>
+        <w:numPr>
+          <w:ilvl w:val="0"/>
+          <w:numId w:val="1"/>
+        </w:numPr>
+        <w:tabs>
+          <w:tab w:val="left" w:pos="851"/>
+        </w:tabs>
+        <w:spacing w:before="240" w:after="360"/>
+        <w:contextualSpacing w:val="0"/>
+        <w:jc w:val="both"/>
+        <w:rPr>
+          <w:rFonts w:ascii="Times New Roman" w:hAnsi="Times New Roman" w:cs="Times New Roman"/>
+          <w:sz w:val="24"/>
+          <w:szCs w:val="24"/>
+        </w:rPr>
+      </w:pPr>
+      <w:r>
+        <w:rPr>
+          <w:rFonts w:ascii="Times New Roman" w:hAnsi="Times New Roman" w:cs="Times New Roman"/>
+          <w:sz w:val="24"/>
+          <w:szCs w:val="24"/>
+        </w:rPr>
+        <w:t>Que Linha de Posição se utiliza de um círculo para indicar a posição de um navio?</w:t>
+      </w:r>
+    </w:p>
+    <w:p>
+      <w:pPr>
+        <w:pStyle w:val="PargrafodaLista"/>
+        <w:numPr>
+          <w:ilvl w:val="0"/>
+          <w:numId w:val="1"/>
+        </w:numPr>
+        <w:spacing w:before="240" w:after="360"/>
+        <w:contextualSpacing w:val="0"/>
+        <w:jc w:val="both"/>
+        <w:rPr>
+          <w:rFonts w:ascii="Times New Roman" w:hAnsi="Times New Roman" w:cs="Times New Roman"/>
+          <w:sz w:val="24"/>
+          <w:szCs w:val="24"/>
+        </w:rPr>
+      </w:pPr>
+      <w:r>
+        <w:rPr>
+          <w:rFonts w:ascii="Times New Roman" w:hAnsi="Times New Roman" w:cs="Times New Roman"/>
+          <w:sz w:val="24"/>
+          <w:szCs w:val="24"/>
+        </w:rPr>
+        <w:t>Que nome é dado ao caminho percorrido por uma embarcação, em um determinado tempo?</w:t>
+      </w:r>
+    </w:p>
+    <w:p>
+      <w:pPr>
+        <w:pStyle w:val="PargrafodaLista"/>
+        <w:numPr>
+          <w:ilvl w:val="0"/>
+          <w:numId w:val="1"/>
+        </w:numPr>
+        <w:spacing w:before="240" w:after="360"/>
+        <w:contextualSpacing w:val="0"/>
+        <w:jc w:val="both"/>
+        <w:rPr>
+          <w:rFonts w:ascii="Times New Roman" w:hAnsi="Times New Roman" w:cs="Times New Roman"/>
+          <w:sz w:val="24"/>
+          <w:szCs w:val="24"/>
+        </w:rPr>
+      </w:pPr>
+      <w:r>
+        <w:rPr>
+          <w:rFonts w:ascii="Times New Roman" w:hAnsi="Times New Roman" w:cs="Times New Roman"/>
+          <w:sz w:val="24"/>
+          <w:szCs w:val="24"/>
+        </w:rPr>
+        <w:t>Que nome é dado ao fenômeno que faz com que o rotor tenda a conservar sua direção no espaço?</w:t>
+      </w:r>
+    </w:p>
+    <w:p>
+      <w:pPr>
+        <w:pStyle w:val="PargrafodaLista"/>
+        <w:numPr>
+          <w:ilvl w:val="0"/>
+          <w:numId w:val="1"/>
+        </w:numPr>
+        <w:spacing w:before="240" w:after="360"/>
+        <w:contextualSpacing w:val="0"/>
+        <w:jc w:val="both"/>
+        <w:rPr>
+          <w:rFonts w:ascii="Times New Roman" w:hAnsi="Times New Roman" w:cs="Times New Roman"/>
+          <w:sz w:val="24"/>
+          <w:szCs w:val="24"/>
+        </w:rPr>
+      </w:pPr>
+      <w:r>
+        <w:rPr>
+          <w:rFonts w:ascii="Times New Roman" w:hAnsi="Times New Roman" w:cs="Times New Roman"/>
+          <w:sz w:val="24"/>
+          <w:szCs w:val="24"/>
+        </w:rPr>
+        <w:t>Que órgão da Marinha do Brasil é incumbido de executar e controlar todo e qualquer levantamento hidrográfico em águas interiores ou em águas jurisdicionais brasileiras, sendo a edição de cartas náuticas uma de suas atribuições exclusiva?</w:t>
+      </w:r>
+    </w:p>
+    <w:p>
+      <w:pPr>
+        <w:pStyle w:val="PargrafodaLista"/>
+        <w:numPr>
+          <w:ilvl w:val="0"/>
+          <w:numId w:val="1"/>
+        </w:numPr>
+        <w:tabs>
+          <w:tab w:val="left" w:pos="851"/>
+        </w:tabs>
+        <w:spacing w:before="240" w:after="360"/>
+        <w:contextualSpacing w:val="0"/>
+        <w:jc w:val="both"/>
+        <w:rPr>
+          <w:rFonts w:ascii="Times New Roman" w:hAnsi="Times New Roman" w:cs="Times New Roman"/>
+          <w:sz w:val="24"/>
+          <w:szCs w:val="24"/>
+        </w:rPr>
+      </w:pPr>
+      <w:r>
+        <w:rPr>
+          <w:rFonts w:ascii="Times New Roman" w:hAnsi="Times New Roman" w:cs="Times New Roman"/>
+          <w:sz w:val="24"/>
+          <w:szCs w:val="24"/>
+        </w:rPr>
+        <w:t>Que técnica de navegação se recorre, somente às características do seu movimento, aplicando-se a última posição conhecida plotada na carta, um vetor, ou uma série de vetores, representado todos os rumos verdadeiros e velocidades?</w:t>
+      </w:r>
+    </w:p>
+    <w:p>
+      <w:pPr>
+        <w:pStyle w:val="PargrafodaLista"/>
+        <w:numPr>
+          <w:ilvl w:val="0"/>
+          <w:numId w:val="1"/>
+        </w:numPr>
+        <w:spacing w:before="240" w:after="360"/>
+        <w:contextualSpacing w:val="0"/>
+        <w:jc w:val="both"/>
+        <w:rPr>
+          <w:rFonts w:ascii="Times New Roman" w:hAnsi="Times New Roman" w:cs="Times New Roman"/>
+          <w:sz w:val="24"/>
+          <w:szCs w:val="24"/>
+        </w:rPr>
+      </w:pPr>
+      <w:r>
+        <w:rPr>
+          <w:rFonts w:ascii="Times New Roman" w:hAnsi="Times New Roman" w:cs="Times New Roman"/>
+          <w:sz w:val="24"/>
+          <w:szCs w:val="24"/>
+        </w:rPr>
+        <w:t>Que tipo de agulha magnética, possui a característica de estabilidade?</w:t>
+      </w:r>
+    </w:p>
+    <w:p>
+      <w:pPr>
+        <w:pStyle w:val="PargrafodaLista"/>
+        <w:numPr>
+          <w:ilvl w:val="0"/>
+          <w:numId w:val="1"/>
+        </w:numPr>
+        <w:spacing w:before="240" w:after="360"/>
+        <w:contextualSpacing w:val="0"/>
+        <w:jc w:val="both"/>
+        <w:rPr>
+          <w:rFonts w:ascii="Times New Roman" w:hAnsi="Times New Roman" w:cs="Times New Roman"/>
+          <w:sz w:val="24"/>
+          <w:szCs w:val="24"/>
+        </w:rPr>
+      </w:pPr>
+      <w:r>
+        <w:rPr>
+          <w:rFonts w:ascii="Times New Roman" w:hAnsi="Times New Roman" w:cs="Times New Roman"/>
+          <w:sz w:val="24"/>
+          <w:szCs w:val="24"/>
+        </w:rPr>
+        <w:t>Que tipo de agulha magnética, possui a característica de sensibilidade?</w:t>
+      </w:r>
+    </w:p>
+    <w:p>
+      <w:pPr>
+        <w:pStyle w:val="PargrafodaLista"/>
+        <w:numPr>
+          <w:ilvl w:val="0"/>
+          <w:numId w:val="1"/>
+        </w:numPr>
+        <w:spacing w:before="240" w:after="360"/>
+        <w:contextualSpacing w:val="0"/>
+        <w:jc w:val="both"/>
+        <w:rPr>
+          <w:rFonts w:ascii="Times New Roman" w:hAnsi="Times New Roman" w:cs="Times New Roman"/>
+          <w:sz w:val="24"/>
+          <w:szCs w:val="24"/>
+        </w:rPr>
+      </w:pPr>
+      <w:r>
+        <w:rPr>
+          <w:rFonts w:ascii="Times New Roman" w:hAnsi="Times New Roman" w:cs="Times New Roman"/>
+          <w:sz w:val="24"/>
+          <w:szCs w:val="24"/>
+        </w:rPr>
+        <w:lastRenderedPageBreak/>
+        <w:t>Que tipo de carta é utilizada para planejar grandes derrotas oceânicas?</w:t>
+      </w:r>
+    </w:p>
+    <w:p>
+      <w:pPr>
+        <w:pStyle w:val="PargrafodaLista"/>
+        <w:numPr>
+          <w:ilvl w:val="0"/>
+          <w:numId w:val="1"/>
+        </w:numPr>
+        <w:spacing w:before="240" w:after="360"/>
+        <w:contextualSpacing w:val="0"/>
+        <w:jc w:val="both"/>
+        <w:rPr>
+          <w:rFonts w:ascii="Times New Roman" w:hAnsi="Times New Roman" w:cs="Times New Roman"/>
+          <w:sz w:val="24"/>
+          <w:szCs w:val="24"/>
+        </w:rPr>
+      </w:pPr>
+      <w:r>
+        <w:rPr>
+          <w:rFonts w:ascii="Times New Roman" w:hAnsi="Times New Roman" w:cs="Times New Roman"/>
+          <w:sz w:val="24"/>
+          <w:szCs w:val="24"/>
+        </w:rPr>
+        <w:t>Que tipo de carta náutica os meridianos convergem para as regiões polares, e os paralelos formam arcos concêntricos?</w:t>
+      </w:r>
+    </w:p>
+    <w:p>
+      <w:pPr>
+        <w:pStyle w:val="PargrafodaLista"/>
+        <w:numPr>
+          <w:ilvl w:val="0"/>
+          <w:numId w:val="1"/>
+        </w:numPr>
+        <w:spacing w:before="240" w:after="360"/>
+        <w:contextualSpacing w:val="0"/>
+        <w:jc w:val="both"/>
+        <w:rPr>
+          <w:rFonts w:ascii="Times New Roman" w:hAnsi="Times New Roman" w:cs="Times New Roman"/>
+          <w:sz w:val="24"/>
+          <w:szCs w:val="24"/>
+        </w:rPr>
+      </w:pPr>
+      <w:r>
+        <w:rPr>
+          <w:rFonts w:ascii="Times New Roman" w:hAnsi="Times New Roman" w:cs="Times New Roman"/>
+          <w:sz w:val="24"/>
+          <w:szCs w:val="24"/>
+        </w:rPr>
+        <w:t>Que tipo de carta náutica representa a superfície esférica da Terra sobre uma superfície plana tocante ao globo?</w:t>
+      </w:r>
+    </w:p>
+    <w:p>
+      <w:pPr>
+        <w:pStyle w:val="PargrafodaLista"/>
+        <w:numPr>
+          <w:ilvl w:val="0"/>
+          <w:numId w:val="1"/>
+        </w:numPr>
+        <w:spacing w:before="240" w:after="360"/>
+        <w:contextualSpacing w:val="0"/>
+        <w:jc w:val="both"/>
+        <w:rPr>
+          <w:rFonts w:ascii="Times New Roman" w:hAnsi="Times New Roman" w:cs="Times New Roman"/>
+          <w:sz w:val="24"/>
+          <w:szCs w:val="24"/>
+        </w:rPr>
+      </w:pPr>
+      <w:r>
+        <w:rPr>
+          <w:rFonts w:ascii="Times New Roman" w:hAnsi="Times New Roman" w:cs="Times New Roman"/>
+          <w:sz w:val="24"/>
+          <w:szCs w:val="24"/>
+        </w:rPr>
+        <w:t>Que tipo de carta náutica, à medida que se aproxima dos polos, as deformações aumentam, fazendo com que as regiões polares sejam exageradas em sua apresentação?</w:t>
+      </w:r>
+    </w:p>
+    <w:p>
+      <w:pPr>
+        <w:pStyle w:val="PargrafodaLista"/>
+        <w:numPr>
+          <w:ilvl w:val="0"/>
+          <w:numId w:val="1"/>
+        </w:numPr>
+        <w:spacing w:before="240" w:after="360"/>
+        <w:contextualSpacing w:val="0"/>
+        <w:jc w:val="both"/>
+        <w:rPr>
+          <w:rFonts w:ascii="Times New Roman" w:hAnsi="Times New Roman" w:cs="Times New Roman"/>
+          <w:sz w:val="24"/>
+          <w:szCs w:val="24"/>
+        </w:rPr>
+      </w:pPr>
+      <w:r>
+        <w:rPr>
+          <w:rFonts w:ascii="Times New Roman" w:hAnsi="Times New Roman" w:cs="Times New Roman"/>
+          <w:sz w:val="24"/>
+          <w:szCs w:val="24"/>
+        </w:rPr>
+        <w:t>Que tipo de carta náutica, as coordenadas geográficas formam círculos concêntricos?</w:t>
+      </w:r>
+    </w:p>
+    <w:p>
+      <w:pPr>
+        <w:pStyle w:val="PargrafodaLista"/>
+        <w:numPr>
+          <w:ilvl w:val="0"/>
+          <w:numId w:val="1"/>
+        </w:numPr>
+        <w:spacing w:before="240" w:after="360"/>
+        <w:contextualSpacing w:val="0"/>
+        <w:jc w:val="both"/>
+        <w:rPr>
+          <w:rFonts w:ascii="Times New Roman" w:hAnsi="Times New Roman" w:cs="Times New Roman"/>
+          <w:sz w:val="24"/>
+          <w:szCs w:val="24"/>
+        </w:rPr>
+      </w:pPr>
+      <w:r>
+        <w:rPr>
+          <w:rFonts w:ascii="Times New Roman" w:hAnsi="Times New Roman" w:cs="Times New Roman"/>
+          <w:sz w:val="24"/>
+          <w:szCs w:val="24"/>
+        </w:rPr>
+        <w:t>Que tipo de carta náutica, as coordenadas geográficas originam-se de um único ponto?</w:t>
+      </w:r>
+    </w:p>
+    <w:p>
+      <w:pPr>
+        <w:pStyle w:val="PargrafodaLista"/>
+        <w:numPr>
+          <w:ilvl w:val="0"/>
+          <w:numId w:val="1"/>
+        </w:numPr>
+        <w:spacing w:before="240" w:after="360"/>
+        <w:contextualSpacing w:val="0"/>
+        <w:jc w:val="both"/>
+        <w:rPr>
+          <w:rFonts w:ascii="Times New Roman" w:hAnsi="Times New Roman" w:cs="Times New Roman"/>
+          <w:sz w:val="24"/>
+          <w:szCs w:val="24"/>
+        </w:rPr>
+      </w:pPr>
+      <w:r>
+        <w:rPr>
+          <w:rFonts w:ascii="Times New Roman" w:hAnsi="Times New Roman" w:cs="Times New Roman"/>
+          <w:sz w:val="24"/>
+          <w:szCs w:val="24"/>
+        </w:rPr>
+        <w:t>Que tipo de carta náutica, as coordenadas geográficas são representadas por linhas retas que se encontram em ângulos retos?</w:t>
+      </w:r>
+    </w:p>
+    <w:p>
+      <w:pPr>
+        <w:pStyle w:val="PargrafodaLista"/>
+        <w:numPr>
+          <w:ilvl w:val="0"/>
+          <w:numId w:val="1"/>
+        </w:numPr>
+        <w:spacing w:before="240" w:after="360"/>
+        <w:contextualSpacing w:val="0"/>
+        <w:jc w:val="both"/>
+        <w:rPr>
+          <w:rFonts w:ascii="Times New Roman" w:hAnsi="Times New Roman" w:cs="Times New Roman"/>
+          <w:sz w:val="24"/>
+          <w:szCs w:val="24"/>
+        </w:rPr>
+      </w:pPr>
+      <w:r>
+        <w:rPr>
+          <w:rFonts w:ascii="Times New Roman" w:hAnsi="Times New Roman" w:cs="Times New Roman"/>
+          <w:sz w:val="24"/>
+          <w:szCs w:val="24"/>
+        </w:rPr>
+        <w:t>Que tipo de navegação se caracteriza por ser um segmento de um círculo máximo?</w:t>
+      </w:r>
+    </w:p>
+    <w:p>
+      <w:pPr>
+        <w:pStyle w:val="PargrafodaLista"/>
+        <w:numPr>
+          <w:ilvl w:val="0"/>
+          <w:numId w:val="1"/>
+        </w:numPr>
+        <w:spacing w:before="240" w:after="360"/>
+        <w:ind w:left="714" w:hanging="357"/>
+        <w:contextualSpacing w:val="0"/>
+        <w:jc w:val="both"/>
+        <w:rPr>
+          <w:rFonts w:ascii="Times New Roman" w:hAnsi="Times New Roman" w:cs="Times New Roman"/>
+          <w:sz w:val="24"/>
+          <w:szCs w:val="24"/>
+        </w:rPr>
+      </w:pPr>
+      <w:r>
+        <w:rPr>
+          <w:rFonts w:ascii="Times New Roman" w:hAnsi="Times New Roman" w:cs="Times New Roman"/>
+          <w:sz w:val="24"/>
+          <w:szCs w:val="24"/>
+        </w:rPr>
+        <w:t>Que tipo de navegação se caracteriza por ter a posição determinada em função de outra previamente conhecida, ser realizada em qualquer fase da navegação, mesmo tendo ou não visão de terra?</w:t>
+      </w:r>
+    </w:p>
+    <w:p>
+      <w:pPr>
+        <w:pStyle w:val="PargrafodaLista"/>
+        <w:numPr>
+          <w:ilvl w:val="0"/>
+          <w:numId w:val="1"/>
+        </w:numPr>
+        <w:spacing w:before="240" w:after="360"/>
+        <w:contextualSpacing w:val="0"/>
+        <w:jc w:val="both"/>
+        <w:rPr>
+          <w:rFonts w:ascii="Times New Roman" w:hAnsi="Times New Roman" w:cs="Times New Roman"/>
+          <w:sz w:val="24"/>
+          <w:szCs w:val="24"/>
+        </w:rPr>
+      </w:pPr>
+      <w:r>
+        <w:rPr>
+          <w:rFonts w:ascii="Times New Roman" w:hAnsi="Times New Roman" w:cs="Times New Roman"/>
+          <w:sz w:val="24"/>
+          <w:szCs w:val="24"/>
+        </w:rPr>
+        <w:t>Sabendo-se que a circunferência da terra, medida no Equador, é de 40.000 quilômetros. Pergunta: qual a medida, aproximada, em metros de uma milha náutica? PS: Apresentar o cálculo que te levou ao resultado.</w:t>
+      </w:r>
+    </w:p>
+    <w:p>
+      <w:pPr>
+        <w:pStyle w:val="PargrafodaLista"/>
+        <w:numPr>
+          <w:ilvl w:val="0"/>
+          <w:numId w:val="1"/>
+        </w:numPr>
+        <w:tabs>
+          <w:tab w:val="left" w:pos="851"/>
+        </w:tabs>
+        <w:spacing w:before="240" w:after="360"/>
+        <w:contextualSpacing w:val="0"/>
+        <w:jc w:val="both"/>
+        <w:rPr>
+          <w:rFonts w:ascii="Times New Roman" w:hAnsi="Times New Roman" w:cs="Times New Roman"/>
+          <w:sz w:val="24"/>
+          <w:szCs w:val="24"/>
+        </w:rPr>
+      </w:pPr>
+      <w:r>
+        <w:rPr>
+          <w:rFonts w:ascii="Times New Roman" w:hAnsi="Times New Roman" w:cs="Times New Roman"/>
+          <w:sz w:val="24"/>
+          <w:szCs w:val="24"/>
+        </w:rPr>
+        <w:t>Sabendo-se que uma embarcação navega sob o rumo verdadeiro de 056° e a declinação magnética para posição atual vale 13° W.  Qual seu rumo magnético?</w:t>
+      </w:r>
+    </w:p>
+    <w:p>
+      <w:pPr>
+        <w:pStyle w:val="PargrafodaLista"/>
+        <w:numPr>
+          <w:ilvl w:val="0"/>
+          <w:numId w:val="1"/>
+        </w:numPr>
+        <w:tabs>
+          <w:tab w:val="left" w:pos="851"/>
+        </w:tabs>
+        <w:spacing w:before="240" w:after="360"/>
+        <w:contextualSpacing w:val="0"/>
+        <w:jc w:val="both"/>
+        <w:rPr>
+          <w:rFonts w:ascii="Times New Roman" w:hAnsi="Times New Roman" w:cs="Times New Roman"/>
+          <w:sz w:val="24"/>
+          <w:szCs w:val="24"/>
+        </w:rPr>
+      </w:pPr>
+      <w:r>
+        <w:rPr>
+          <w:rFonts w:ascii="Times New Roman" w:hAnsi="Times New Roman" w:cs="Times New Roman"/>
+          <w:sz w:val="24"/>
+          <w:szCs w:val="24"/>
+        </w:rPr>
+        <w:t>Sabendo-se que uma embarcação navega sob o rumo verdadeiro de 123° e a declinação magnética para posição atual vale 17° W.  Qual seu rumo magnético?</w:t>
+      </w:r>
+    </w:p>
+    <w:p>
+      <w:pPr>
+        <w:pStyle w:val="PargrafodaLista"/>
+        <w:numPr>
+          <w:ilvl w:val="0"/>
+          <w:numId w:val="1"/>
+        </w:numPr>
+        <w:tabs>
+          <w:tab w:val="left" w:pos="851"/>
+        </w:tabs>
+        <w:spacing w:before="240" w:after="360"/>
+        <w:contextualSpacing w:val="0"/>
+        <w:jc w:val="both"/>
+        <w:rPr>
+          <w:rFonts w:ascii="Times New Roman" w:hAnsi="Times New Roman" w:cs="Times New Roman"/>
+          <w:sz w:val="24"/>
+          <w:szCs w:val="24"/>
+        </w:rPr>
+      </w:pPr>
+      <w:r>
+        <w:rPr>
+          <w:rFonts w:ascii="Times New Roman" w:hAnsi="Times New Roman" w:cs="Times New Roman"/>
+          <w:sz w:val="24"/>
+          <w:szCs w:val="24"/>
+        </w:rPr>
+        <w:t>Sabendo-se que uma embarcação navega sob o rumo verdadeiro de 234° e a declinação magnética para posição atual vale 20° E.  Qual seu rumo magnético?</w:t>
+      </w:r>
+    </w:p>
+    <w:p>
+      <w:pPr>
+        <w:pStyle w:val="PargrafodaLista"/>
+        <w:numPr>
+          <w:ilvl w:val="0"/>
+          <w:numId w:val="1"/>
+        </w:numPr>
+        <w:tabs>
+          <w:tab w:val="left" w:pos="851"/>
+        </w:tabs>
+        <w:spacing w:before="240" w:after="360"/>
+        <w:contextualSpacing w:val="0"/>
+        <w:jc w:val="both"/>
+        <w:rPr>
+          <w:rFonts w:ascii="Times New Roman" w:hAnsi="Times New Roman" w:cs="Times New Roman"/>
+          <w:sz w:val="24"/>
+          <w:szCs w:val="24"/>
+        </w:rPr>
+      </w:pPr>
+      <w:r>
+        <w:rPr>
+          <w:rFonts w:ascii="Times New Roman" w:hAnsi="Times New Roman" w:cs="Times New Roman"/>
+          <w:sz w:val="24"/>
+          <w:szCs w:val="24"/>
+        </w:rPr>
+        <w:lastRenderedPageBreak/>
         <w:t>Sabendo-se que uma embarcação navega sob o rumo verdadeiro de 354° e a declinação magnética para posição atual vale 23° W. Qual seu rumo magnético?</w:t>
       </w:r>
     </w:p>
@@ -4024,31 +4283,7 @@
           <w:sz w:val="24"/>
           <w:szCs w:val="24"/>
         </w:rPr>
-        <w:t xml:space="preserve"> </w:t>
-      </w:r>
-      <w:proofErr w:type="gramStart"/>
-      <w:r>
-        <w:rPr>
-          <w:rFonts w:ascii="Times New Roman" w:hAnsi="Times New Roman" w:cs="Times New Roman"/>
-          <w:b/>
-          <w:bCs/>
-          <w:color w:val="0F4761" w:themeColor="accent1" w:themeShade="BF"/>
-          <w:sz w:val="24"/>
-          <w:szCs w:val="24"/>
-        </w:rPr>
-        <w:t>à</w:t>
-      </w:r>
-      <w:proofErr w:type="gramEnd"/>
-      <w:r>
-        <w:rPr>
-          <w:rFonts w:ascii="Times New Roman" w:hAnsi="Times New Roman" w:cs="Times New Roman"/>
-          <w:b/>
-          <w:bCs/>
-          <w:color w:val="0F4761" w:themeColor="accent1" w:themeShade="BF"/>
-          <w:sz w:val="24"/>
-          <w:szCs w:val="24"/>
-        </w:rPr>
-        <w:t xml:space="preserve"> </w:t>
+        <w:t xml:space="preserve"> à </w:t>
       </w:r>
       <w:r>
         <w:rPr>
@@ -6123,31 +6358,7 @@
           <w:sz w:val="24"/>
           <w:szCs w:val="24"/>
         </w:rPr>
-        <w:t xml:space="preserve"> </w:t>
-      </w:r>
-      <w:proofErr w:type="gramStart"/>
-      <w:r>
-        <w:rPr>
-          <w:rFonts w:ascii="Times New Roman" w:hAnsi="Times New Roman" w:cs="Times New Roman"/>
-          <w:b/>
-          <w:bCs/>
-          <w:color w:val="0F4761" w:themeColor="accent1" w:themeShade="BF"/>
-          <w:sz w:val="24"/>
-          <w:szCs w:val="24"/>
-        </w:rPr>
-        <w:t>à</w:t>
-      </w:r>
-      <w:proofErr w:type="gramEnd"/>
-      <w:r>
-        <w:rPr>
-          <w:rFonts w:ascii="Times New Roman" w:hAnsi="Times New Roman" w:cs="Times New Roman"/>
-          <w:b/>
-          <w:bCs/>
-          <w:color w:val="0F4761" w:themeColor="accent1" w:themeShade="BF"/>
-          <w:sz w:val="24"/>
-          <w:szCs w:val="24"/>
-        </w:rPr>
-        <w:t xml:space="preserve"> 1</w:t>
+        <w:t xml:space="preserve"> à 1</w:t>
       </w:r>
       <w:r>
         <w:rPr>
@@ -7254,9 +7465,26 @@
           <w:szCs w:val="24"/>
           <w:lang w:val="en-US"/>
         </w:rPr>
-        <w:t xml:space="preserve">12° 15’ </w:t>
-      </w:r>
-      <w:proofErr w:type="gramStart"/>
+        <w:t>12° 15’ 25’’ + 75° 26’ 39’’ = __________________</w:t>
+      </w:r>
+    </w:p>
+    <w:p>
+      <w:pPr>
+        <w:pStyle w:val="PargrafodaLista"/>
+        <w:numPr>
+          <w:ilvl w:val="1"/>
+          <w:numId w:val="1"/>
+        </w:numPr>
+        <w:spacing w:before="240" w:after="360"/>
+        <w:ind w:firstLine="708"/>
+        <w:contextualSpacing w:val="0"/>
+        <w:jc w:val="both"/>
+        <w:rPr>
+          <w:rFonts w:ascii="Times New Roman" w:hAnsi="Times New Roman" w:cs="Times New Roman"/>
+          <w:sz w:val="24"/>
+          <w:szCs w:val="24"/>
+        </w:rPr>
+      </w:pPr>
       <w:r>
         <w:rPr>
           <w:rFonts w:ascii="Times New Roman" w:hAnsi="Times New Roman" w:cs="Times New Roman"/>
@@ -7264,29 +7492,80 @@
           <w:szCs w:val="24"/>
           <w:lang w:val="en-US"/>
         </w:rPr>
-        <w:t>25’’</w:t>
-      </w:r>
-      <w:proofErr w:type="gramEnd"/>
-      <w:r>
+        <w:t>251° 22’ 27’’ + 29° 54’ 48’’ = _________________</w:t>
+      </w:r>
+    </w:p>
+    <w:p>
+      <w:pPr>
+        <w:pStyle w:val="PargrafodaLista"/>
+        <w:numPr>
+          <w:ilvl w:val="1"/>
+          <w:numId w:val="1"/>
+        </w:numPr>
+        <w:spacing w:before="240" w:after="360"/>
+        <w:ind w:firstLine="708"/>
+        <w:contextualSpacing w:val="0"/>
+        <w:jc w:val="both"/>
+        <w:rPr>
+          <w:rFonts w:ascii="Times New Roman" w:hAnsi="Times New Roman" w:cs="Times New Roman"/>
+          <w:sz w:val="24"/>
+          <w:szCs w:val="24"/>
+        </w:rPr>
+      </w:pPr>
+      <w:r>
+        <w:rPr>
+          <w:rFonts w:ascii="Times New Roman" w:hAnsi="Times New Roman" w:cs="Times New Roman"/>
+          <w:sz w:val="24"/>
+          <w:szCs w:val="24"/>
+        </w:rPr>
+        <w:t>192° 18’ 27’’ - 180° 17’ 18’’ = ________________</w:t>
+      </w:r>
+    </w:p>
+    <w:p>
+      <w:pPr>
+        <w:pStyle w:val="PargrafodaLista"/>
+        <w:numPr>
+          <w:ilvl w:val="1"/>
+          <w:numId w:val="1"/>
+        </w:numPr>
+        <w:spacing w:before="240" w:after="360"/>
+        <w:ind w:firstLine="708"/>
+        <w:contextualSpacing w:val="0"/>
+        <w:jc w:val="both"/>
         <w:rPr>
           <w:rFonts w:ascii="Times New Roman" w:hAnsi="Times New Roman" w:cs="Times New Roman"/>
           <w:sz w:val="24"/>
           <w:szCs w:val="24"/>
           <w:lang w:val="en-US"/>
         </w:rPr>
-        <w:t xml:space="preserve"> + 75° 26’ </w:t>
-      </w:r>
-      <w:proofErr w:type="gramStart"/>
-      <w:r>
+      </w:pPr>
+      <w:r>
+        <w:rPr>
+          <w:rFonts w:ascii="Times New Roman" w:hAnsi="Times New Roman" w:cs="Times New Roman"/>
+          <w:sz w:val="24"/>
+          <w:szCs w:val="24"/>
+        </w:rPr>
+        <w:t>48° 35’ 02’’ - 19° 52’ 12’’= __________________</w:t>
+      </w:r>
+    </w:p>
+    <w:p>
+      <w:pPr>
+        <w:pStyle w:val="PargrafodaLista"/>
+        <w:numPr>
+          <w:ilvl w:val="1"/>
+          <w:numId w:val="1"/>
+        </w:numPr>
+        <w:spacing w:before="240" w:after="360"/>
+        <w:ind w:firstLine="708"/>
+        <w:contextualSpacing w:val="0"/>
+        <w:jc w:val="both"/>
         <w:rPr>
           <w:rFonts w:ascii="Times New Roman" w:hAnsi="Times New Roman" w:cs="Times New Roman"/>
           <w:sz w:val="24"/>
           <w:szCs w:val="24"/>
           <w:lang w:val="en-US"/>
         </w:rPr>
-        <w:t>39’’</w:t>
-      </w:r>
-      <w:proofErr w:type="gramEnd"/>
+      </w:pPr>
       <w:r>
         <w:rPr>
           <w:rFonts w:ascii="Times New Roman" w:hAnsi="Times New Roman" w:cs="Times New Roman"/>
@@ -7294,175 +7573,7 @@
           <w:szCs w:val="24"/>
           <w:lang w:val="en-US"/>
         </w:rPr>
-        <w:t xml:space="preserve"> = __________________</w:t>
-      </w:r>
-    </w:p>
-    <w:p>
-      <w:pPr>
-        <w:pStyle w:val="PargrafodaLista"/>
-        <w:numPr>
-          <w:ilvl w:val="1"/>
-          <w:numId w:val="1"/>
-        </w:numPr>
-        <w:spacing w:before="240" w:after="360"/>
-        <w:ind w:firstLine="708"/>
-        <w:contextualSpacing w:val="0"/>
-        <w:jc w:val="both"/>
-        <w:rPr>
-          <w:rFonts w:ascii="Times New Roman" w:hAnsi="Times New Roman" w:cs="Times New Roman"/>
-          <w:sz w:val="24"/>
-          <w:szCs w:val="24"/>
-        </w:rPr>
-      </w:pPr>
-      <w:r>
-        <w:rPr>
-          <w:rFonts w:ascii="Times New Roman" w:hAnsi="Times New Roman" w:cs="Times New Roman"/>
-          <w:sz w:val="24"/>
-          <w:szCs w:val="24"/>
-          <w:lang w:val="en-US"/>
-        </w:rPr>
-        <w:t xml:space="preserve">251° 22’ </w:t>
-      </w:r>
-      <w:proofErr w:type="gramStart"/>
-      <w:r>
-        <w:rPr>
-          <w:rFonts w:ascii="Times New Roman" w:hAnsi="Times New Roman" w:cs="Times New Roman"/>
-          <w:sz w:val="24"/>
-          <w:szCs w:val="24"/>
-          <w:lang w:val="en-US"/>
-        </w:rPr>
-        <w:t>27’’</w:t>
-      </w:r>
-      <w:proofErr w:type="gramEnd"/>
-      <w:r>
-        <w:rPr>
-          <w:rFonts w:ascii="Times New Roman" w:hAnsi="Times New Roman" w:cs="Times New Roman"/>
-          <w:sz w:val="24"/>
-          <w:szCs w:val="24"/>
-          <w:lang w:val="en-US"/>
-        </w:rPr>
-        <w:t xml:space="preserve"> + 29° 54’ </w:t>
-      </w:r>
-      <w:proofErr w:type="gramStart"/>
-      <w:r>
-        <w:rPr>
-          <w:rFonts w:ascii="Times New Roman" w:hAnsi="Times New Roman" w:cs="Times New Roman"/>
-          <w:sz w:val="24"/>
-          <w:szCs w:val="24"/>
-          <w:lang w:val="en-US"/>
-        </w:rPr>
-        <w:t>48’’</w:t>
-      </w:r>
-      <w:proofErr w:type="gramEnd"/>
-      <w:r>
-        <w:rPr>
-          <w:rFonts w:ascii="Times New Roman" w:hAnsi="Times New Roman" w:cs="Times New Roman"/>
-          <w:sz w:val="24"/>
-          <w:szCs w:val="24"/>
-          <w:lang w:val="en-US"/>
-        </w:rPr>
-        <w:t xml:space="preserve"> = _________________</w:t>
-      </w:r>
-    </w:p>
-    <w:p>
-      <w:pPr>
-        <w:pStyle w:val="PargrafodaLista"/>
-        <w:numPr>
-          <w:ilvl w:val="1"/>
-          <w:numId w:val="1"/>
-        </w:numPr>
-        <w:spacing w:before="240" w:after="360"/>
-        <w:ind w:firstLine="708"/>
-        <w:contextualSpacing w:val="0"/>
-        <w:jc w:val="both"/>
-        <w:rPr>
-          <w:rFonts w:ascii="Times New Roman" w:hAnsi="Times New Roman" w:cs="Times New Roman"/>
-          <w:sz w:val="24"/>
-          <w:szCs w:val="24"/>
-        </w:rPr>
-      </w:pPr>
-      <w:r>
-        <w:rPr>
-          <w:rFonts w:ascii="Times New Roman" w:hAnsi="Times New Roman" w:cs="Times New Roman"/>
-          <w:sz w:val="24"/>
-          <w:szCs w:val="24"/>
-        </w:rPr>
-        <w:t>192° 18’ 27’’ - 180° 17’ 18’’ = ________________</w:t>
-      </w:r>
-    </w:p>
-    <w:p>
-      <w:pPr>
-        <w:pStyle w:val="PargrafodaLista"/>
-        <w:numPr>
-          <w:ilvl w:val="1"/>
-          <w:numId w:val="1"/>
-        </w:numPr>
-        <w:spacing w:before="240" w:after="360"/>
-        <w:ind w:firstLine="708"/>
-        <w:contextualSpacing w:val="0"/>
-        <w:jc w:val="both"/>
-        <w:rPr>
-          <w:rFonts w:ascii="Times New Roman" w:hAnsi="Times New Roman" w:cs="Times New Roman"/>
-          <w:sz w:val="24"/>
-          <w:szCs w:val="24"/>
-          <w:lang w:val="en-US"/>
-        </w:rPr>
-      </w:pPr>
-      <w:r>
-        <w:rPr>
-          <w:rFonts w:ascii="Times New Roman" w:hAnsi="Times New Roman" w:cs="Times New Roman"/>
-          <w:sz w:val="24"/>
-          <w:szCs w:val="24"/>
-        </w:rPr>
-        <w:t>48° 35’ 02’’ - 19° 52’ 12’’= __________________</w:t>
-      </w:r>
-    </w:p>
-    <w:p>
-      <w:pPr>
-        <w:pStyle w:val="PargrafodaLista"/>
-        <w:numPr>
-          <w:ilvl w:val="1"/>
-          <w:numId w:val="1"/>
-        </w:numPr>
-        <w:spacing w:before="240" w:after="360"/>
-        <w:ind w:firstLine="708"/>
-        <w:contextualSpacing w:val="0"/>
-        <w:jc w:val="both"/>
-        <w:rPr>
-          <w:rFonts w:ascii="Times New Roman" w:hAnsi="Times New Roman" w:cs="Times New Roman"/>
-          <w:sz w:val="24"/>
-          <w:szCs w:val="24"/>
-          <w:lang w:val="en-US"/>
-        </w:rPr>
-      </w:pPr>
-      <w:r>
-        <w:rPr>
-          <w:rFonts w:ascii="Times New Roman" w:hAnsi="Times New Roman" w:cs="Times New Roman"/>
-          <w:sz w:val="24"/>
-          <w:szCs w:val="24"/>
-          <w:lang w:val="en-US"/>
-        </w:rPr>
-        <w:t xml:space="preserve">142° 47’ 14’’ - 140° 56’ </w:t>
-      </w:r>
-      <w:proofErr w:type="gramStart"/>
-      <w:r>
-        <w:rPr>
-          <w:rFonts w:ascii="Times New Roman" w:hAnsi="Times New Roman" w:cs="Times New Roman"/>
-          <w:sz w:val="24"/>
-          <w:szCs w:val="24"/>
-          <w:lang w:val="en-US"/>
-        </w:rPr>
-        <w:t>29’’</w:t>
-      </w:r>
-      <w:proofErr w:type="gramEnd"/>
-      <w:r>
-        <w:rPr>
-          <w:rFonts w:ascii="Times New Roman" w:hAnsi="Times New Roman" w:cs="Times New Roman"/>
-          <w:sz w:val="24"/>
-          <w:szCs w:val="24"/>
-          <w:lang w:val="en-US"/>
-        </w:rPr>
-        <w:t xml:space="preserve"> = ________________</w:t>
+        <w:t>142° 47’ 14’’ - 140° 56’ 29’’ = ________________</w:t>
       </w:r>
     </w:p>
     <w:p>
@@ -8051,17 +8162,7 @@
         <w:sz w:val="32"/>
         <w:szCs w:val="32"/>
       </w:rPr>
-      <w:t xml:space="preserve"> </w:t>
-    </w:r>
-    <w:r>
-      <w:rPr>
-        <w:rFonts w:ascii="Calibri" w:hAnsi="Calibri" w:cs="Calibri"/>
-        <w:b/>
-        <w:bCs/>
-        <w:sz w:val="32"/>
-        <w:szCs w:val="32"/>
-      </w:rPr>
-      <w:t xml:space="preserve">NAV – 01 – </w:t>
+      <w:t xml:space="preserve"> NAV – 01 – </w:t>
     </w:r>
     <w:r>
       <w:rPr>

--- a/content/Aulas/Navegação-1-Franco/Exercícios Provas I e II/Lista de Exercícios - NAV-01 - Primeira Prova.docx
+++ b/content/Aulas/Navegação-1-Franco/Exercícios Provas I e II/Lista de Exercícios - NAV-01 - Primeira Prova.docx
@@ -5012,73 +5012,41 @@
           <w:noProof/>
         </w:rPr>
         <w:lastRenderedPageBreak/>
-        <mc:AlternateContent>
-          <mc:Choice Requires="wps">
-            <w:drawing>
-              <wp:inline distT="0" distB="0" distL="0" distR="0" wp14:anchorId="6A88BD74" wp14:editId="6AB71EA8">
-                <wp:extent cx="8315960" cy="5293360"/>
-                <wp:effectExtent l="18415" t="54610" r="0" b="0"/>
-                <wp:docPr id="3" name="Imagem 1" descr="Diagrama&#10;&#10;Descrição gerada automaticamente com confiança baixa"/>
-                <wp:cNvGraphicFramePr/>
-                <a:graphic xmlns:a="http://schemas.openxmlformats.org/drawingml/2006/main">
-                  <a:graphicData uri="http://schemas.openxmlformats.org/drawingml/2006/picture">
-                    <pic:pic xmlns:pic="http://schemas.openxmlformats.org/drawingml/2006/picture">
-                      <pic:nvPicPr>
-                        <pic:cNvPr id="4" name="Imagem 1" descr="Diagrama&#10;&#10;Descrição gerada automaticamente com confiança baixa"/>
-                        <pic:cNvPicPr/>
-                      </pic:nvPicPr>
-                      <pic:blipFill>
-                        <a:blip r:embed="rId9"/>
-                        <a:stretch/>
-                      </pic:blipFill>
-                      <pic:spPr>
-                        <a:xfrm rot="16200000">
-                          <a:off x="0" y="0"/>
-                          <a:ext cx="8316000" cy="5293440"/>
-                        </a:xfrm>
-                        <a:prstGeom prst="rect">
-                          <a:avLst/>
-                        </a:prstGeom>
-                        <a:noFill/>
-                        <a:ln w="0">
-                          <a:noFill/>
-                        </a:ln>
-                      </pic:spPr>
-                    </pic:pic>
-                  </a:graphicData>
-                </a:graphic>
-              </wp:inline>
-            </w:drawing>
-          </mc:Choice>
-          <mc:Fallback xmlns:pic="http://schemas.openxmlformats.org/drawingml/2006/picture">
-            <w:pict>
-              <v:shapetype id="_x0000_t75" coordsize="21600,21600" o:spt="75" o:preferrelative="t" path="m@4@5l@4@11@9@11@9@5xe" filled="f" stroked="f">
-                <v:stroke joinstyle="miter"/>
-                <v:formulas>
-                  <v:f eqn="if lineDrawn pixelLineWidth 0"/>
-                  <v:f eqn="sum @0 1 0"/>
-                  <v:f eqn="sum 0 0 @1"/>
-                  <v:f eqn="prod @2 1 2"/>
-                  <v:f eqn="prod @3 21600 pixelWidth"/>
-                  <v:f eqn="prod @3 21600 pixelHeight"/>
-                  <v:f eqn="sum @0 0 1"/>
-                  <v:f eqn="prod @6 1 2"/>
-                  <v:f eqn="prod @7 21600 pixelWidth"/>
-                  <v:f eqn="sum @8 21600 0"/>
-                  <v:f eqn="prod @7 21600 pixelHeight"/>
-                  <v:f eqn="sum @10 21600 0"/>
-                </v:formulas>
-                <v:path o:extrusionok="f" gradientshapeok="t" o:connecttype="rect"/>
-                <o:lock v:ext="edit" aspectratio="t"/>
-              </v:shapetype>
-              <v:shape id="shape_0" stroked="f" o:allowincell="f" style="position:absolute;margin-left:-119pt;margin-top:-540.15pt;width:654.75pt;height:416.75pt;mso-wrap-style:none;v-text-anchor:middle;rotation:270;mso-position-vertical:top" wp14:anchorId="6A88BD74" type="_x0000_t75">
-                <v:imagedata r:id="rId10" o:detectmouseclick="t"/>
-                <v:stroke color="#3465a4" joinstyle="round" endcap="flat"/>
-                <w10:wrap type="square"/>
-              </v:shape>
-            </w:pict>
-          </mc:Fallback>
-        </mc:AlternateContent>
+        <w:drawing>
+          <wp:inline distT="0" distB="0" distL="0" distR="0" wp14:anchorId="6A88BD74" wp14:editId="6AB71EA8">
+            <wp:extent cx="8315960" cy="5293360"/>
+            <wp:effectExtent l="18415" t="54610" r="0" b="0"/>
+            <wp:docPr id="3" name="Imagem 1" descr="Diagrama&#10;&#10;Descrição gerada automaticamente com confiança baixa"/>
+            <wp:cNvGraphicFramePr/>
+            <a:graphic xmlns:a="http://schemas.openxmlformats.org/drawingml/2006/main">
+              <a:graphicData uri="http://schemas.openxmlformats.org/drawingml/2006/picture">
+                <pic:pic xmlns:pic="http://schemas.openxmlformats.org/drawingml/2006/picture">
+                  <pic:nvPicPr>
+                    <pic:cNvPr id="4" name="Imagem 1" descr="Diagrama&#10;&#10;Descrição gerada automaticamente com confiança baixa"/>
+                    <pic:cNvPicPr/>
+                  </pic:nvPicPr>
+                  <pic:blipFill>
+                    <a:blip r:embed="rId9"/>
+                    <a:stretch/>
+                  </pic:blipFill>
+                  <pic:spPr>
+                    <a:xfrm rot="16200000">
+                      <a:off x="0" y="0"/>
+                      <a:ext cx="8316000" cy="5293440"/>
+                    </a:xfrm>
+                    <a:prstGeom prst="rect">
+                      <a:avLst/>
+                    </a:prstGeom>
+                    <a:noFill/>
+                    <a:ln w="0">
+                      <a:noFill/>
+                    </a:ln>
+                  </pic:spPr>
+                </pic:pic>
+              </a:graphicData>
+            </a:graphic>
+          </wp:inline>
+        </w:drawing>
       </w:r>
     </w:p>
     <w:p>
@@ -6278,9 +6246,9 @@
       </w:r>
     </w:p>
     <w:sectPr>
-      <w:headerReference w:type="even" r:id="rId11"/>
-      <w:headerReference w:type="default" r:id="rId12"/>
-      <w:headerReference w:type="first" r:id="rId13"/>
+      <w:headerReference w:type="even" r:id="rId10"/>
+      <w:headerReference w:type="default" r:id="rId11"/>
+      <w:headerReference w:type="first" r:id="rId12"/>
       <w:pgSz w:w="11906" w:h="16838"/>
       <w:pgMar w:top="1417" w:right="1701" w:bottom="1417" w:left="1701" w:header="708" w:footer="0" w:gutter="0"/>
       <w:cols w:space="720"/>
